--- a/IPTA.docx
+++ b/IPTA.docx
@@ -206,7 +206,7 @@
                 <w:sz w:val="20"/>
                 <w:szCs w:val="20"/>
               </w:rPr>
-              <w:t>Perguruan</w:t>
+              <w:t>Teaching</w:t>
             </w:r>
           </w:p>
         </w:tc>
@@ -628,7 +628,31 @@
                 <w:sz w:val="20"/>
                 <w:szCs w:val="20"/>
               </w:rPr>
-              <w:t>Kesusasteraan dan Linguistik</w:t>
+              <w:t>L</w:t>
+            </w:r>
+            <w:r>
+              <w:rPr>
+                <w:color w:val="0070C0"/>
+                <w:sz w:val="20"/>
+                <w:szCs w:val="20"/>
+              </w:rPr>
+              <w:t xml:space="preserve">iterature and </w:t>
+            </w:r>
+            <w:r>
+              <w:rPr>
+                <w:color w:val="0070C0"/>
+                <w:sz w:val="20"/>
+                <w:szCs w:val="20"/>
+              </w:rPr>
+              <w:t>L</w:t>
+            </w:r>
+            <w:r>
+              <w:rPr>
+                <w:color w:val="0070C0"/>
+                <w:sz w:val="20"/>
+                <w:szCs w:val="20"/>
+              </w:rPr>
+              <w:t>anguage</w:t>
             </w:r>
           </w:p>
         </w:tc>
@@ -808,7 +832,7 @@
                 <w:sz w:val="20"/>
                 <w:szCs w:val="20"/>
               </w:rPr>
-              <w:t>Pengurusan</w:t>
+              <w:t>Management</w:t>
             </w:r>
           </w:p>
         </w:tc>
@@ -988,7 +1012,15 @@
                 <w:sz w:val="20"/>
                 <w:szCs w:val="20"/>
               </w:rPr>
-              <w:t>Matematik</w:t>
+              <w:t>M</w:t>
+            </w:r>
+            <w:r>
+              <w:rPr>
+                <w:color w:val="0070C0"/>
+                <w:sz w:val="20"/>
+                <w:szCs w:val="20"/>
+              </w:rPr>
+              <w:t>athematics</w:t>
             </w:r>
           </w:p>
         </w:tc>
@@ -1082,7 +1114,7 @@
                 <w:sz w:val="20"/>
                 <w:szCs w:val="20"/>
               </w:rPr>
-              <w:t>Sains Komputer</w:t>
+              <w:t>Computer Science</w:t>
             </w:r>
           </w:p>
         </w:tc>
@@ -1176,7 +1208,7 @@
                 <w:sz w:val="20"/>
                 <w:szCs w:val="20"/>
               </w:rPr>
-              <w:t>Sains Komputer</w:t>
+              <w:t>Computer Science</w:t>
             </w:r>
           </w:p>
         </w:tc>
@@ -1270,7 +1302,15 @@
                 <w:sz w:val="20"/>
                 <w:szCs w:val="20"/>
               </w:rPr>
-              <w:t>Kejuruteraan</w:t>
+              <w:t>E</w:t>
+            </w:r>
+            <w:r>
+              <w:rPr>
+                <w:color w:val="0070C0"/>
+                <w:sz w:val="20"/>
+                <w:szCs w:val="20"/>
+              </w:rPr>
+              <w:t>ngineering</w:t>
             </w:r>
           </w:p>
         </w:tc>
@@ -1662,7 +1702,7 @@
                 <w:sz w:val="20"/>
                 <w:szCs w:val="20"/>
               </w:rPr>
-              <w:t>Sains Komputer</w:t>
+              <w:t>Computer Science</w:t>
             </w:r>
           </w:p>
         </w:tc>
@@ -1756,7 +1796,15 @@
                 <w:sz w:val="20"/>
                 <w:szCs w:val="20"/>
               </w:rPr>
-              <w:t>Kejuruteraan</w:t>
+              <w:t>E</w:t>
+            </w:r>
+            <w:r>
+              <w:rPr>
+                <w:color w:val="0070C0"/>
+                <w:sz w:val="20"/>
+                <w:szCs w:val="20"/>
+              </w:rPr>
+              <w:t>ngineering</w:t>
             </w:r>
           </w:p>
         </w:tc>
@@ -1850,7 +1898,15 @@
                 <w:sz w:val="20"/>
                 <w:szCs w:val="20"/>
               </w:rPr>
-              <w:t>Kejuruteraan</w:t>
+              <w:t>E</w:t>
+            </w:r>
+            <w:r>
+              <w:rPr>
+                <w:color w:val="0070C0"/>
+                <w:sz w:val="20"/>
+                <w:szCs w:val="20"/>
+              </w:rPr>
+              <w:t>ngineering</w:t>
             </w:r>
           </w:p>
         </w:tc>
@@ -1944,7 +2000,15 @@
                 <w:sz w:val="20"/>
                 <w:szCs w:val="20"/>
               </w:rPr>
-              <w:t>Kejuruteraan</w:t>
+              <w:t>E</w:t>
+            </w:r>
+            <w:r>
+              <w:rPr>
+                <w:color w:val="0070C0"/>
+                <w:sz w:val="20"/>
+                <w:szCs w:val="20"/>
+              </w:rPr>
+              <w:t>ngineering</w:t>
             </w:r>
           </w:p>
         </w:tc>
@@ -2038,7 +2102,15 @@
                 <w:sz w:val="20"/>
                 <w:szCs w:val="20"/>
               </w:rPr>
-              <w:t>Kejuruteraan</w:t>
+              <w:t>E</w:t>
+            </w:r>
+            <w:r>
+              <w:rPr>
+                <w:color w:val="0070C0"/>
+                <w:sz w:val="20"/>
+                <w:szCs w:val="20"/>
+              </w:rPr>
+              <w:t>ngineering</w:t>
             </w:r>
           </w:p>
         </w:tc>
@@ -2399,7 +2471,7 @@
                 <w:sz w:val="20"/>
                 <w:szCs w:val="20"/>
               </w:rPr>
-              <w:t>Sains Komputer</w:t>
+              <w:t>Computer Science</w:t>
             </w:r>
           </w:p>
         </w:tc>
@@ -2493,7 +2565,15 @@
                 <w:sz w:val="20"/>
                 <w:szCs w:val="20"/>
               </w:rPr>
-              <w:t>Kejuruteraan</w:t>
+              <w:t>E</w:t>
+            </w:r>
+            <w:r>
+              <w:rPr>
+                <w:color w:val="0070C0"/>
+                <w:sz w:val="20"/>
+                <w:szCs w:val="20"/>
+              </w:rPr>
+              <w:t>ngineering</w:t>
             </w:r>
           </w:p>
         </w:tc>
@@ -2587,7 +2667,15 @@
                 <w:sz w:val="20"/>
                 <w:szCs w:val="20"/>
               </w:rPr>
-              <w:t>Kejuruteraan</w:t>
+              <w:t>E</w:t>
+            </w:r>
+            <w:r>
+              <w:rPr>
+                <w:color w:val="0070C0"/>
+                <w:sz w:val="20"/>
+                <w:szCs w:val="20"/>
+              </w:rPr>
+              <w:t>ngineering</w:t>
             </w:r>
           </w:p>
         </w:tc>
@@ -2681,7 +2769,15 @@
                 <w:sz w:val="20"/>
                 <w:szCs w:val="20"/>
               </w:rPr>
-              <w:t>Kejuruteraan</w:t>
+              <w:t>E</w:t>
+            </w:r>
+            <w:r>
+              <w:rPr>
+                <w:color w:val="0070C0"/>
+                <w:sz w:val="20"/>
+                <w:szCs w:val="20"/>
+              </w:rPr>
+              <w:t>ngineering</w:t>
             </w:r>
           </w:p>
         </w:tc>
@@ -2775,7 +2871,15 @@
                 <w:sz w:val="20"/>
                 <w:szCs w:val="20"/>
               </w:rPr>
-              <w:t>Kejuruteraan</w:t>
+              <w:t>E</w:t>
+            </w:r>
+            <w:r>
+              <w:rPr>
+                <w:color w:val="0070C0"/>
+                <w:sz w:val="20"/>
+                <w:szCs w:val="20"/>
+              </w:rPr>
+              <w:t>ngineering</w:t>
             </w:r>
           </w:p>
         </w:tc>
@@ -2984,7 +3088,7 @@
                 <w:sz w:val="20"/>
                 <w:szCs w:val="20"/>
               </w:rPr>
-              <w:t>Perubatan</w:t>
+              <w:t>Medical</w:t>
             </w:r>
           </w:p>
         </w:tc>
@@ -3335,7 +3439,7 @@
                 <w:sz w:val="20"/>
                 <w:szCs w:val="20"/>
               </w:rPr>
-              <w:t>Pengajian Islam</w:t>
+              <w:t>Islamic studies</w:t>
             </w:r>
           </w:p>
         </w:tc>
@@ -3429,7 +3533,7 @@
                 <w:sz w:val="20"/>
                 <w:szCs w:val="20"/>
               </w:rPr>
-              <w:t>Pengajian Islam</w:t>
+              <w:t>Islamic studies</w:t>
             </w:r>
           </w:p>
         </w:tc>
@@ -3523,7 +3627,7 @@
                 <w:sz w:val="20"/>
                 <w:szCs w:val="20"/>
               </w:rPr>
-              <w:t>Pengajian Islam</w:t>
+              <w:t>Islamic studies</w:t>
             </w:r>
           </w:p>
         </w:tc>
@@ -3588,6 +3692,14 @@
                 <w:szCs w:val="20"/>
               </w:rPr>
             </w:pPr>
+            <w:r>
+              <w:rPr>
+                <w:color w:val="0070C0"/>
+                <w:sz w:val="20"/>
+                <w:szCs w:val="20"/>
+              </w:rPr>
+              <w:t>Terengganu</w:t>
+            </w:r>
           </w:p>
         </w:tc>
         <w:tc>
@@ -3609,7 +3721,7 @@
                 <w:sz w:val="20"/>
                 <w:szCs w:val="20"/>
               </w:rPr>
-              <w:t>Pengajian Islam</w:t>
+              <w:t>Islamic studies</w:t>
             </w:r>
           </w:p>
         </w:tc>
@@ -3674,6 +3786,14 @@
                 <w:szCs w:val="20"/>
               </w:rPr>
             </w:pPr>
+            <w:r>
+              <w:rPr>
+                <w:color w:val="0070C0"/>
+                <w:sz w:val="20"/>
+                <w:szCs w:val="20"/>
+              </w:rPr>
+              <w:t>Terengganu</w:t>
+            </w:r>
           </w:p>
         </w:tc>
         <w:tc>
@@ -3695,7 +3815,7 @@
                 <w:sz w:val="20"/>
                 <w:szCs w:val="20"/>
               </w:rPr>
-              <w:t>Pengajian Islam</w:t>
+              <w:t>Islamic studies</w:t>
             </w:r>
           </w:p>
         </w:tc>
@@ -3760,6 +3880,14 @@
                 <w:szCs w:val="20"/>
               </w:rPr>
             </w:pPr>
+            <w:r>
+              <w:rPr>
+                <w:color w:val="0070C0"/>
+                <w:sz w:val="20"/>
+                <w:szCs w:val="20"/>
+              </w:rPr>
+              <w:t>Terengganu</w:t>
+            </w:r>
           </w:p>
         </w:tc>
         <w:tc>
@@ -3781,7 +3909,7 @@
                 <w:sz w:val="20"/>
                 <w:szCs w:val="20"/>
               </w:rPr>
-              <w:t>Pengajian Islam</w:t>
+              <w:t>Islamic studies</w:t>
             </w:r>
           </w:p>
         </w:tc>
@@ -3846,6 +3974,14 @@
                 <w:szCs w:val="20"/>
               </w:rPr>
             </w:pPr>
+            <w:r>
+              <w:rPr>
+                <w:color w:val="0070C0"/>
+                <w:sz w:val="20"/>
+                <w:szCs w:val="20"/>
+              </w:rPr>
+              <w:t>Terengganu</w:t>
+            </w:r>
           </w:p>
         </w:tc>
         <w:tc>
@@ -3867,7 +4003,7 @@
                 <w:sz w:val="20"/>
                 <w:szCs w:val="20"/>
               </w:rPr>
-              <w:t>Pengajian Islam</w:t>
+              <w:t>Islamic studies</w:t>
             </w:r>
           </w:p>
         </w:tc>
@@ -3932,6 +4068,14 @@
                 <w:szCs w:val="20"/>
               </w:rPr>
             </w:pPr>
+            <w:r>
+              <w:rPr>
+                <w:color w:val="0070C0"/>
+                <w:sz w:val="20"/>
+                <w:szCs w:val="20"/>
+              </w:rPr>
+              <w:t>Terengganu</w:t>
+            </w:r>
           </w:p>
         </w:tc>
         <w:tc>
@@ -3953,7 +4097,31 @@
                 <w:sz w:val="20"/>
                 <w:szCs w:val="20"/>
               </w:rPr>
-              <w:t>Kesusasteraan dan Linguistik</w:t>
+              <w:t>L</w:t>
+            </w:r>
+            <w:r>
+              <w:rPr>
+                <w:color w:val="0070C0"/>
+                <w:sz w:val="20"/>
+                <w:szCs w:val="20"/>
+              </w:rPr>
+              <w:t xml:space="preserve">iterature and </w:t>
+            </w:r>
+            <w:r>
+              <w:rPr>
+                <w:color w:val="0070C0"/>
+                <w:sz w:val="20"/>
+                <w:szCs w:val="20"/>
+              </w:rPr>
+              <w:t>L</w:t>
+            </w:r>
+            <w:r>
+              <w:rPr>
+                <w:color w:val="0070C0"/>
+                <w:sz w:val="20"/>
+                <w:szCs w:val="20"/>
+              </w:rPr>
+              <w:t>anguage</w:t>
             </w:r>
           </w:p>
         </w:tc>
@@ -4018,6 +4186,14 @@
                 <w:szCs w:val="20"/>
               </w:rPr>
             </w:pPr>
+            <w:r>
+              <w:rPr>
+                <w:color w:val="0070C0"/>
+                <w:sz w:val="20"/>
+                <w:szCs w:val="20"/>
+              </w:rPr>
+              <w:t>Terengganu</w:t>
+            </w:r>
           </w:p>
         </w:tc>
         <w:tc>
@@ -4039,7 +4215,15 @@
                 <w:sz w:val="20"/>
                 <w:szCs w:val="20"/>
               </w:rPr>
-              <w:t>Pengurusan</w:t>
+              <w:t>M</w:t>
+            </w:r>
+            <w:r>
+              <w:rPr>
+                <w:color w:val="0070C0"/>
+                <w:sz w:val="20"/>
+                <w:szCs w:val="20"/>
+              </w:rPr>
+              <w:t>anagement</w:t>
             </w:r>
           </w:p>
         </w:tc>
@@ -4104,6 +4288,14 @@
                 <w:szCs w:val="20"/>
               </w:rPr>
             </w:pPr>
+            <w:r>
+              <w:rPr>
+                <w:color w:val="0070C0"/>
+                <w:sz w:val="20"/>
+                <w:szCs w:val="20"/>
+              </w:rPr>
+              <w:t>Terengganu</w:t>
+            </w:r>
           </w:p>
         </w:tc>
         <w:tc>
@@ -4190,6 +4382,14 @@
                 <w:szCs w:val="20"/>
               </w:rPr>
             </w:pPr>
+            <w:r>
+              <w:rPr>
+                <w:color w:val="0070C0"/>
+                <w:sz w:val="20"/>
+                <w:szCs w:val="20"/>
+              </w:rPr>
+              <w:t>Terengganu</w:t>
+            </w:r>
           </w:p>
         </w:tc>
         <w:tc>
@@ -4276,6 +4476,14 @@
                 <w:szCs w:val="20"/>
               </w:rPr>
             </w:pPr>
+            <w:r>
+              <w:rPr>
+                <w:color w:val="0070C0"/>
+                <w:sz w:val="20"/>
+                <w:szCs w:val="20"/>
+              </w:rPr>
+              <w:t>Terengganu</w:t>
+            </w:r>
           </w:p>
         </w:tc>
         <w:tc>
@@ -4362,6 +4570,14 @@
                 <w:szCs w:val="20"/>
               </w:rPr>
             </w:pPr>
+            <w:r>
+              <w:rPr>
+                <w:color w:val="0070C0"/>
+                <w:sz w:val="20"/>
+                <w:szCs w:val="20"/>
+              </w:rPr>
+              <w:t>Terengganu</w:t>
+            </w:r>
           </w:p>
         </w:tc>
         <w:tc>
@@ -4383,7 +4599,15 @@
                 <w:sz w:val="20"/>
                 <w:szCs w:val="20"/>
               </w:rPr>
-              <w:t>Pengurusan</w:t>
+              <w:t>M</w:t>
+            </w:r>
+            <w:r>
+              <w:rPr>
+                <w:color w:val="0070C0"/>
+                <w:sz w:val="20"/>
+                <w:szCs w:val="20"/>
+              </w:rPr>
+              <w:t>anagement</w:t>
             </w:r>
           </w:p>
         </w:tc>
@@ -4448,6 +4672,14 @@
                 <w:szCs w:val="20"/>
               </w:rPr>
             </w:pPr>
+            <w:r>
+              <w:rPr>
+                <w:color w:val="0070C0"/>
+                <w:sz w:val="20"/>
+                <w:szCs w:val="20"/>
+              </w:rPr>
+              <w:t>Terengganu</w:t>
+            </w:r>
           </w:p>
         </w:tc>
         <w:tc>
@@ -4534,6 +4766,14 @@
                 <w:szCs w:val="20"/>
               </w:rPr>
             </w:pPr>
+            <w:r>
+              <w:rPr>
+                <w:color w:val="0070C0"/>
+                <w:sz w:val="20"/>
+                <w:szCs w:val="20"/>
+              </w:rPr>
+              <w:t>Terengganu</w:t>
+            </w:r>
           </w:p>
         </w:tc>
         <w:tc>
@@ -4555,7 +4795,15 @@
                 <w:sz w:val="20"/>
                 <w:szCs w:val="20"/>
               </w:rPr>
-              <w:t>Pengurusan</w:t>
+              <w:t>M</w:t>
+            </w:r>
+            <w:r>
+              <w:rPr>
+                <w:color w:val="0070C0"/>
+                <w:sz w:val="20"/>
+                <w:szCs w:val="20"/>
+              </w:rPr>
+              <w:t>anagement</w:t>
             </w:r>
           </w:p>
         </w:tc>
@@ -4620,6 +4868,14 @@
                 <w:szCs w:val="20"/>
               </w:rPr>
             </w:pPr>
+            <w:r>
+              <w:rPr>
+                <w:color w:val="0070C0"/>
+                <w:sz w:val="20"/>
+                <w:szCs w:val="20"/>
+              </w:rPr>
+              <w:t>Terengganu</w:t>
+            </w:r>
           </w:p>
         </w:tc>
         <w:tc>
@@ -4706,6 +4962,14 @@
                 <w:szCs w:val="20"/>
               </w:rPr>
             </w:pPr>
+            <w:r>
+              <w:rPr>
+                <w:color w:val="0070C0"/>
+                <w:sz w:val="20"/>
+                <w:szCs w:val="20"/>
+              </w:rPr>
+              <w:t>Terengganu</w:t>
+            </w:r>
           </w:p>
         </w:tc>
         <w:tc>
@@ -4727,7 +4991,7 @@
                 <w:sz w:val="20"/>
                 <w:szCs w:val="20"/>
               </w:rPr>
-              <w:t>Sains Komputer</w:t>
+              <w:t>Computer Science</w:t>
             </w:r>
           </w:p>
         </w:tc>
@@ -4792,6 +5056,14 @@
                 <w:szCs w:val="20"/>
               </w:rPr>
             </w:pPr>
+            <w:r>
+              <w:rPr>
+                <w:color w:val="0070C0"/>
+                <w:sz w:val="20"/>
+                <w:szCs w:val="20"/>
+              </w:rPr>
+              <w:t>Terengganu</w:t>
+            </w:r>
           </w:p>
         </w:tc>
         <w:tc>
@@ -4813,7 +5085,31 @@
                 <w:sz w:val="20"/>
                 <w:szCs w:val="20"/>
               </w:rPr>
-              <w:t>IT</w:t>
+              <w:t>I</w:t>
+            </w:r>
+            <w:r>
+              <w:rPr>
+                <w:color w:val="0070C0"/>
+                <w:sz w:val="20"/>
+                <w:szCs w:val="20"/>
+              </w:rPr>
+              <w:t xml:space="preserve">nformation </w:t>
+            </w:r>
+            <w:r>
+              <w:rPr>
+                <w:color w:val="0070C0"/>
+                <w:sz w:val="20"/>
+                <w:szCs w:val="20"/>
+              </w:rPr>
+              <w:t>T</w:t>
+            </w:r>
+            <w:r>
+              <w:rPr>
+                <w:color w:val="0070C0"/>
+                <w:sz w:val="20"/>
+                <w:szCs w:val="20"/>
+              </w:rPr>
+              <w:t>echnology</w:t>
             </w:r>
           </w:p>
         </w:tc>
@@ -4878,6 +5174,14 @@
                 <w:szCs w:val="20"/>
               </w:rPr>
             </w:pPr>
+            <w:r>
+              <w:rPr>
+                <w:color w:val="0070C0"/>
+                <w:sz w:val="20"/>
+                <w:szCs w:val="20"/>
+              </w:rPr>
+              <w:t>Terengganu</w:t>
+            </w:r>
           </w:p>
         </w:tc>
         <w:tc>
@@ -4899,7 +5203,15 @@
                 <w:sz w:val="20"/>
                 <w:szCs w:val="20"/>
               </w:rPr>
-              <w:t>Kejuruteraan</w:t>
+              <w:t>E</w:t>
+            </w:r>
+            <w:r>
+              <w:rPr>
+                <w:color w:val="0070C0"/>
+                <w:sz w:val="20"/>
+                <w:szCs w:val="20"/>
+              </w:rPr>
+              <w:t>ngineering</w:t>
             </w:r>
           </w:p>
         </w:tc>
@@ -4964,6 +5276,14 @@
                 <w:szCs w:val="20"/>
               </w:rPr>
             </w:pPr>
+            <w:r>
+              <w:rPr>
+                <w:color w:val="0070C0"/>
+                <w:sz w:val="20"/>
+                <w:szCs w:val="20"/>
+              </w:rPr>
+              <w:t>Terengganu</w:t>
+            </w:r>
           </w:p>
         </w:tc>
         <w:tc>
@@ -4985,7 +5305,15 @@
                 <w:sz w:val="20"/>
                 <w:szCs w:val="20"/>
               </w:rPr>
-              <w:t>nursing</w:t>
+              <w:t>N</w:t>
+            </w:r>
+            <w:r>
+              <w:rPr>
+                <w:color w:val="0070C0"/>
+                <w:sz w:val="20"/>
+                <w:szCs w:val="20"/>
+              </w:rPr>
+              <w:t>ursing</w:t>
             </w:r>
           </w:p>
         </w:tc>
@@ -5050,6 +5378,14 @@
                 <w:szCs w:val="20"/>
               </w:rPr>
             </w:pPr>
+            <w:r>
+              <w:rPr>
+                <w:color w:val="0070C0"/>
+                <w:sz w:val="20"/>
+                <w:szCs w:val="20"/>
+              </w:rPr>
+              <w:t>Terengganu</w:t>
+            </w:r>
           </w:p>
         </w:tc>
         <w:tc>
@@ -5071,7 +5407,7 @@
                 <w:sz w:val="20"/>
                 <w:szCs w:val="20"/>
               </w:rPr>
-              <w:t>medicine</w:t>
+              <w:t>Medical</w:t>
             </w:r>
           </w:p>
         </w:tc>
@@ -5137,6 +5473,14 @@
                 <w:szCs w:val="20"/>
               </w:rPr>
             </w:pPr>
+            <w:r>
+              <w:rPr>
+                <w:color w:val="0070C0"/>
+                <w:sz w:val="20"/>
+                <w:szCs w:val="20"/>
+              </w:rPr>
+              <w:t>Terengganu</w:t>
+            </w:r>
           </w:p>
         </w:tc>
         <w:tc>
@@ -5158,7 +5502,7 @@
                 <w:sz w:val="20"/>
                 <w:szCs w:val="20"/>
               </w:rPr>
-              <w:t>medicine</w:t>
+              <w:t>Medical</w:t>
             </w:r>
           </w:p>
         </w:tc>
@@ -5223,6 +5567,14 @@
                 <w:szCs w:val="20"/>
               </w:rPr>
             </w:pPr>
+            <w:r>
+              <w:rPr>
+                <w:color w:val="0070C0"/>
+                <w:sz w:val="20"/>
+                <w:szCs w:val="20"/>
+              </w:rPr>
+              <w:t>Terengganu</w:t>
+            </w:r>
           </w:p>
         </w:tc>
         <w:tc>
@@ -5726,7 +6078,15 @@
                 <w:sz w:val="20"/>
                 <w:szCs w:val="20"/>
               </w:rPr>
-              <w:t>Kejuruteraan</w:t>
+              <w:t>E</w:t>
+            </w:r>
+            <w:r>
+              <w:rPr>
+                <w:color w:val="0070C0"/>
+                <w:sz w:val="20"/>
+                <w:szCs w:val="20"/>
+              </w:rPr>
+              <w:t>ngineering</w:t>
             </w:r>
           </w:p>
         </w:tc>
@@ -5820,7 +6180,7 @@
                 <w:sz w:val="20"/>
                 <w:szCs w:val="20"/>
               </w:rPr>
-              <w:t>Medicine</w:t>
+              <w:t>Medical</w:t>
             </w:r>
           </w:p>
         </w:tc>
@@ -6266,7 +6626,15 @@
                 <w:sz w:val="20"/>
                 <w:szCs w:val="20"/>
               </w:rPr>
-              <w:t>P.P</w:t>
+              <w:t>P</w:t>
+            </w:r>
+            <w:r>
+              <w:rPr>
+                <w:color w:val="0070C0"/>
+                <w:sz w:val="20"/>
+                <w:szCs w:val="20"/>
+              </w:rPr>
+              <w:t>ulau Pinang</w:t>
             </w:r>
           </w:p>
         </w:tc>
@@ -6289,7 +6657,15 @@
                 <w:sz w:val="20"/>
                 <w:szCs w:val="20"/>
               </w:rPr>
-              <w:t>Farmasi</w:t>
+              <w:t>P</w:t>
+            </w:r>
+            <w:r>
+              <w:rPr>
+                <w:color w:val="0070C0"/>
+                <w:sz w:val="20"/>
+                <w:szCs w:val="20"/>
+              </w:rPr>
+              <w:t>harmacy</w:t>
             </w:r>
           </w:p>
         </w:tc>
@@ -6360,7 +6736,7 @@
                 <w:sz w:val="20"/>
                 <w:szCs w:val="20"/>
               </w:rPr>
-              <w:t>P.P</w:t>
+              <w:t>Pulau Pinang</w:t>
             </w:r>
           </w:p>
         </w:tc>
@@ -6610,7 +6986,23 @@
                 <w:sz w:val="20"/>
                 <w:szCs w:val="20"/>
               </w:rPr>
-              <w:t>P.P / Sarawak</w:t>
+              <w:t>Pulau Pinang</w:t>
+            </w:r>
+            <w:r>
+              <w:rPr>
+                <w:color w:val="0070C0"/>
+                <w:sz w:val="20"/>
+                <w:szCs w:val="20"/>
+              </w:rPr>
+              <w:t xml:space="preserve"> </w:t>
+            </w:r>
+            <w:r>
+              <w:rPr>
+                <w:color w:val="0070C0"/>
+                <w:sz w:val="20"/>
+                <w:szCs w:val="20"/>
+              </w:rPr>
+              <w:t>/ Sarawak</w:t>
             </w:r>
           </w:p>
         </w:tc>
@@ -6633,7 +7025,7 @@
                 <w:sz w:val="20"/>
                 <w:szCs w:val="20"/>
               </w:rPr>
-              <w:t>Medicine</w:t>
+              <w:t>Medical</w:t>
             </w:r>
           </w:p>
         </w:tc>
@@ -6704,7 +7096,63 @@
                 <w:sz w:val="20"/>
                 <w:szCs w:val="20"/>
               </w:rPr>
-              <w:t>Pah / Joh /P.P / Sarawak</w:t>
+              <w:t>Pahang</w:t>
+            </w:r>
+            <w:r>
+              <w:rPr>
+                <w:color w:val="0070C0"/>
+                <w:sz w:val="20"/>
+                <w:szCs w:val="20"/>
+              </w:rPr>
+              <w:t xml:space="preserve"> / </w:t>
+            </w:r>
+            <w:r>
+              <w:rPr>
+                <w:color w:val="0070C0"/>
+                <w:sz w:val="20"/>
+                <w:szCs w:val="20"/>
+              </w:rPr>
+              <w:t>Johor</w:t>
+            </w:r>
+            <w:r>
+              <w:rPr>
+                <w:color w:val="0070C0"/>
+                <w:sz w:val="20"/>
+                <w:szCs w:val="20"/>
+              </w:rPr>
+              <w:t xml:space="preserve"> /</w:t>
+            </w:r>
+            <w:r>
+              <w:rPr>
+                <w:color w:val="0070C0"/>
+                <w:sz w:val="20"/>
+                <w:szCs w:val="20"/>
+              </w:rPr>
+              <w:t xml:space="preserve"> </w:t>
+            </w:r>
+            <w:r>
+              <w:rPr>
+                <w:color w:val="0070C0"/>
+                <w:sz w:val="20"/>
+                <w:szCs w:val="20"/>
+              </w:rPr>
+              <w:t>Pulau Pinang</w:t>
+            </w:r>
+            <w:r>
+              <w:rPr>
+                <w:color w:val="0070C0"/>
+                <w:sz w:val="20"/>
+                <w:szCs w:val="20"/>
+              </w:rPr>
+              <w:t xml:space="preserve"> </w:t>
+            </w:r>
+            <w:r>
+              <w:rPr>
+                <w:color w:val="0070C0"/>
+                <w:sz w:val="20"/>
+                <w:szCs w:val="20"/>
+              </w:rPr>
+              <w:t>/ Sarawak</w:t>
             </w:r>
           </w:p>
         </w:tc>
@@ -6727,7 +7175,15 @@
                 <w:sz w:val="20"/>
                 <w:szCs w:val="20"/>
               </w:rPr>
-              <w:t>Kejuruteraan</w:t>
+              <w:t>E</w:t>
+            </w:r>
+            <w:r>
+              <w:rPr>
+                <w:color w:val="0070C0"/>
+                <w:sz w:val="20"/>
+                <w:szCs w:val="20"/>
+              </w:rPr>
+              <w:t>ngineering</w:t>
             </w:r>
           </w:p>
         </w:tc>
@@ -6798,15 +7254,63 @@
                 <w:sz w:val="20"/>
                 <w:szCs w:val="20"/>
               </w:rPr>
-              <w:t>Ter</w:t>
-            </w:r>
-            <w:r>
-              <w:rPr>
-                <w:color w:val="0070C0"/>
-                <w:sz w:val="20"/>
-                <w:szCs w:val="20"/>
-              </w:rPr>
-              <w:t xml:space="preserve"> / Joh /P.P / Sarawak</w:t>
+              <w:t>Terengganu</w:t>
+            </w:r>
+            <w:r>
+              <w:rPr>
+                <w:color w:val="0070C0"/>
+                <w:sz w:val="20"/>
+                <w:szCs w:val="20"/>
+              </w:rPr>
+              <w:t xml:space="preserve"> / </w:t>
+            </w:r>
+            <w:r>
+              <w:rPr>
+                <w:color w:val="0070C0"/>
+                <w:sz w:val="20"/>
+                <w:szCs w:val="20"/>
+              </w:rPr>
+              <w:t>Johor</w:t>
+            </w:r>
+            <w:r>
+              <w:rPr>
+                <w:color w:val="0070C0"/>
+                <w:sz w:val="20"/>
+                <w:szCs w:val="20"/>
+              </w:rPr>
+              <w:t xml:space="preserve"> /</w:t>
+            </w:r>
+            <w:r>
+              <w:rPr>
+                <w:color w:val="0070C0"/>
+                <w:sz w:val="20"/>
+                <w:szCs w:val="20"/>
+              </w:rPr>
+              <w:t xml:space="preserve"> </w:t>
+            </w:r>
+            <w:r>
+              <w:rPr>
+                <w:color w:val="0070C0"/>
+                <w:sz w:val="20"/>
+                <w:szCs w:val="20"/>
+              </w:rPr>
+              <w:t>Pulau Pinang</w:t>
+            </w:r>
+            <w:r>
+              <w:rPr>
+                <w:color w:val="0070C0"/>
+                <w:sz w:val="20"/>
+                <w:szCs w:val="20"/>
+              </w:rPr>
+              <w:t xml:space="preserve"> </w:t>
+            </w:r>
+            <w:r>
+              <w:rPr>
+                <w:color w:val="0070C0"/>
+                <w:sz w:val="20"/>
+                <w:szCs w:val="20"/>
+              </w:rPr>
+              <w:t>/ Sarawak</w:t>
             </w:r>
           </w:p>
         </w:tc>
@@ -6829,7 +7333,15 @@
                 <w:sz w:val="20"/>
                 <w:szCs w:val="20"/>
               </w:rPr>
-              <w:t>Kejuruteraan</w:t>
+              <w:t>E</w:t>
+            </w:r>
+            <w:r>
+              <w:rPr>
+                <w:color w:val="0070C0"/>
+                <w:sz w:val="20"/>
+                <w:szCs w:val="20"/>
+              </w:rPr>
+              <w:t>ngineering</w:t>
             </w:r>
           </w:p>
         </w:tc>
@@ -6900,7 +7412,47 @@
                 <w:sz w:val="20"/>
                 <w:szCs w:val="20"/>
               </w:rPr>
-              <w:t>Ter / Joh /P.P</w:t>
+              <w:t>Terengganu</w:t>
+            </w:r>
+            <w:r>
+              <w:rPr>
+                <w:color w:val="0070C0"/>
+                <w:sz w:val="20"/>
+                <w:szCs w:val="20"/>
+              </w:rPr>
+              <w:t xml:space="preserve"> / </w:t>
+            </w:r>
+            <w:r>
+              <w:rPr>
+                <w:color w:val="0070C0"/>
+                <w:sz w:val="20"/>
+                <w:szCs w:val="20"/>
+              </w:rPr>
+              <w:t>Johor</w:t>
+            </w:r>
+            <w:r>
+              <w:rPr>
+                <w:color w:val="0070C0"/>
+                <w:sz w:val="20"/>
+                <w:szCs w:val="20"/>
+              </w:rPr>
+              <w:t xml:space="preserve"> /</w:t>
+            </w:r>
+            <w:r>
+              <w:rPr>
+                <w:color w:val="0070C0"/>
+                <w:sz w:val="20"/>
+                <w:szCs w:val="20"/>
+              </w:rPr>
+              <w:t xml:space="preserve"> </w:t>
+            </w:r>
+            <w:r>
+              <w:rPr>
+                <w:color w:val="0070C0"/>
+                <w:sz w:val="20"/>
+                <w:szCs w:val="20"/>
+              </w:rPr>
+              <w:t>Pulau Pinang</w:t>
             </w:r>
           </w:p>
         </w:tc>
@@ -6923,7 +7475,15 @@
                 <w:sz w:val="20"/>
                 <w:szCs w:val="20"/>
               </w:rPr>
-              <w:t>Kejuruteraan</w:t>
+              <w:t>E</w:t>
+            </w:r>
+            <w:r>
+              <w:rPr>
+                <w:color w:val="0070C0"/>
+                <w:sz w:val="20"/>
+                <w:szCs w:val="20"/>
+              </w:rPr>
+              <w:t>ngineering</w:t>
             </w:r>
           </w:p>
         </w:tc>
@@ -6994,7 +7554,41 @@
                 <w:sz w:val="20"/>
                 <w:szCs w:val="20"/>
               </w:rPr>
-              <w:t>Ter / Joh  / Sarawak</w:t>
+              <w:t>Terengganu</w:t>
+            </w:r>
+            <w:r>
+              <w:rPr>
+                <w:color w:val="0070C0"/>
+                <w:sz w:val="20"/>
+                <w:szCs w:val="20"/>
+              </w:rPr>
+              <w:t xml:space="preserve"> / </w:t>
+            </w:r>
+            <w:proofErr w:type="gramStart"/>
+            <w:r>
+              <w:rPr>
+                <w:color w:val="0070C0"/>
+                <w:sz w:val="20"/>
+                <w:szCs w:val="20"/>
+              </w:rPr>
+              <w:t>Johor</w:t>
+            </w:r>
+            <w:r>
+              <w:rPr>
+                <w:color w:val="0070C0"/>
+                <w:sz w:val="20"/>
+                <w:szCs w:val="20"/>
+              </w:rPr>
+              <w:t xml:space="preserve">  /</w:t>
+            </w:r>
+            <w:proofErr w:type="gramEnd"/>
+            <w:r>
+              <w:rPr>
+                <w:color w:val="0070C0"/>
+                <w:sz w:val="20"/>
+                <w:szCs w:val="20"/>
+              </w:rPr>
+              <w:t xml:space="preserve"> Sarawak</w:t>
             </w:r>
           </w:p>
         </w:tc>
@@ -7017,7 +7611,15 @@
                 <w:sz w:val="20"/>
                 <w:szCs w:val="20"/>
               </w:rPr>
-              <w:t>Kejuruteraan</w:t>
+              <w:t>E</w:t>
+            </w:r>
+            <w:r>
+              <w:rPr>
+                <w:color w:val="0070C0"/>
+                <w:sz w:val="20"/>
+                <w:szCs w:val="20"/>
+              </w:rPr>
+              <w:t>ngineering</w:t>
             </w:r>
           </w:p>
         </w:tc>
@@ -7088,7 +7690,55 @@
                 <w:sz w:val="20"/>
                 <w:szCs w:val="20"/>
               </w:rPr>
-              <w:t xml:space="preserve">Ter / Joh /P.P </w:t>
+              <w:t>Ter</w:t>
+            </w:r>
+            <w:r>
+              <w:rPr>
+                <w:color w:val="0070C0"/>
+                <w:sz w:val="20"/>
+                <w:szCs w:val="20"/>
+              </w:rPr>
+              <w:t>engganu</w:t>
+            </w:r>
+            <w:r>
+              <w:rPr>
+                <w:color w:val="0070C0"/>
+                <w:sz w:val="20"/>
+                <w:szCs w:val="20"/>
+              </w:rPr>
+              <w:t xml:space="preserve"> / </w:t>
+            </w:r>
+            <w:r>
+              <w:rPr>
+                <w:color w:val="0070C0"/>
+                <w:sz w:val="20"/>
+                <w:szCs w:val="20"/>
+              </w:rPr>
+              <w:t>Johor</w:t>
+            </w:r>
+            <w:r>
+              <w:rPr>
+                <w:color w:val="0070C0"/>
+                <w:sz w:val="20"/>
+                <w:szCs w:val="20"/>
+              </w:rPr>
+              <w:t xml:space="preserve"> /</w:t>
+            </w:r>
+            <w:r>
+              <w:rPr>
+                <w:color w:val="0070C0"/>
+                <w:sz w:val="20"/>
+                <w:szCs w:val="20"/>
+              </w:rPr>
+              <w:t xml:space="preserve"> </w:t>
+            </w:r>
+            <w:r>
+              <w:rPr>
+                <w:color w:val="0070C0"/>
+                <w:sz w:val="20"/>
+                <w:szCs w:val="20"/>
+              </w:rPr>
+              <w:t>Pulau Pinang</w:t>
             </w:r>
           </w:p>
         </w:tc>
@@ -7111,7 +7761,15 @@
                 <w:sz w:val="20"/>
                 <w:szCs w:val="20"/>
               </w:rPr>
-              <w:t>Kejuruteraan</w:t>
+              <w:t>E</w:t>
+            </w:r>
+            <w:r>
+              <w:rPr>
+                <w:color w:val="0070C0"/>
+                <w:sz w:val="20"/>
+                <w:szCs w:val="20"/>
+              </w:rPr>
+              <w:t>ngineering</w:t>
             </w:r>
           </w:p>
         </w:tc>
@@ -7182,7 +7840,31 @@
                 <w:sz w:val="20"/>
                 <w:szCs w:val="20"/>
               </w:rPr>
-              <w:t>P.P / Sar</w:t>
+              <w:t>Pulau Pinang</w:t>
+            </w:r>
+            <w:r>
+              <w:rPr>
+                <w:color w:val="0070C0"/>
+                <w:sz w:val="20"/>
+                <w:szCs w:val="20"/>
+              </w:rPr>
+              <w:t xml:space="preserve"> </w:t>
+            </w:r>
+            <w:r>
+              <w:rPr>
+                <w:color w:val="0070C0"/>
+                <w:sz w:val="20"/>
+                <w:szCs w:val="20"/>
+              </w:rPr>
+              <w:t xml:space="preserve">/ </w:t>
+            </w:r>
+            <w:r>
+              <w:rPr>
+                <w:color w:val="0070C0"/>
+                <w:sz w:val="20"/>
+                <w:szCs w:val="20"/>
+              </w:rPr>
+              <w:t>Sarawak</w:t>
             </w:r>
           </w:p>
         </w:tc>
@@ -7308,6 +7990,7 @@
                 <w:sz w:val="20"/>
                 <w:szCs w:val="20"/>
               </w:rPr>
+              <w:lastRenderedPageBreak/>
               <w:t>KOMUNIKASI DAN MEDIA</w:t>
             </w:r>
           </w:p>
@@ -7354,7 +8037,15 @@
                 <w:sz w:val="20"/>
                 <w:szCs w:val="20"/>
               </w:rPr>
-              <w:t>Melaka / N9</w:t>
+              <w:t>Melaka / N</w:t>
+            </w:r>
+            <w:r>
+              <w:rPr>
+                <w:color w:val="0070C0"/>
+                <w:sz w:val="20"/>
+                <w:szCs w:val="20"/>
+              </w:rPr>
+              <w:t>egeri Sembilan</w:t>
             </w:r>
           </w:p>
         </w:tc>
@@ -7440,7 +8131,7 @@
                 <w:sz w:val="20"/>
                 <w:szCs w:val="20"/>
               </w:rPr>
-              <w:t>N9</w:t>
+              <w:t xml:space="preserve"> Negeri Sembilan</w:t>
             </w:r>
           </w:p>
         </w:tc>
@@ -7526,7 +8217,23 @@
                 <w:sz w:val="20"/>
                 <w:szCs w:val="20"/>
               </w:rPr>
-              <w:t>Melaka / Ter</w:t>
+              <w:t>Melaka /</w:t>
+            </w:r>
+            <w:r>
+              <w:rPr>
+                <w:color w:val="0070C0"/>
+                <w:sz w:val="20"/>
+                <w:szCs w:val="20"/>
+              </w:rPr>
+              <w:t xml:space="preserve"> </w:t>
+            </w:r>
+            <w:r>
+              <w:rPr>
+                <w:color w:val="0070C0"/>
+                <w:sz w:val="20"/>
+                <w:szCs w:val="20"/>
+              </w:rPr>
+              <w:t>Terengganu</w:t>
             </w:r>
           </w:p>
         </w:tc>
@@ -7706,7 +8413,7 @@
                 <w:sz w:val="20"/>
                 <w:szCs w:val="20"/>
               </w:rPr>
-              <w:t>P.P</w:t>
+              <w:t>Pulau Pinang</w:t>
             </w:r>
           </w:p>
         </w:tc>
@@ -7815,7 +8522,15 @@
                 <w:sz w:val="20"/>
                 <w:szCs w:val="20"/>
               </w:rPr>
-              <w:t>Perguruan</w:t>
+              <w:t>Teaching</w:t>
+            </w:r>
+            <w:r>
+              <w:rPr>
+                <w:color w:val="0070C0"/>
+                <w:sz w:val="20"/>
+                <w:szCs w:val="20"/>
+              </w:rPr>
+              <w:t xml:space="preserve"> </w:t>
             </w:r>
           </w:p>
         </w:tc>
@@ -7840,7 +8555,6 @@
                 <w:sz w:val="20"/>
                 <w:szCs w:val="20"/>
               </w:rPr>
-              <w:lastRenderedPageBreak/>
               <w:t>PENDIDIKAN ISLAM</w:t>
             </w:r>
           </w:p>
@@ -7910,7 +8624,7 @@
                 <w:sz w:val="20"/>
                 <w:szCs w:val="20"/>
               </w:rPr>
-              <w:t>Pengajian Islam</w:t>
+              <w:t>Islamic studies</w:t>
             </w:r>
           </w:p>
         </w:tc>
@@ -8071,213 +8785,72 @@
             </w:pPr>
             <w:r>
               <w:rPr>
-                <w:b/>
-                <w:bCs/>
-                <w:color w:val="0070C0"/>
-                <w:sz w:val="20"/>
-                <w:szCs w:val="20"/>
-              </w:rPr>
-              <w:t>Melaka</w:t>
-            </w:r>
-            <w:r>
-              <w:rPr>
-                <w:b/>
-                <w:bCs/>
-                <w:color w:val="0070C0"/>
-                <w:sz w:val="20"/>
-                <w:szCs w:val="20"/>
-              </w:rPr>
-              <w:t xml:space="preserve"> /</w:t>
-            </w:r>
-            <w:r>
-              <w:rPr>
-                <w:b/>
-                <w:bCs/>
-                <w:color w:val="0070C0"/>
-                <w:sz w:val="20"/>
-                <w:szCs w:val="20"/>
-              </w:rPr>
-              <w:t xml:space="preserve">Kelantan </w:t>
-            </w:r>
-            <w:r>
-              <w:rPr>
-                <w:b/>
-                <w:bCs/>
-                <w:color w:val="0070C0"/>
-                <w:sz w:val="20"/>
-                <w:szCs w:val="20"/>
-              </w:rPr>
+                <w:color w:val="0070C0"/>
+                <w:sz w:val="20"/>
+                <w:szCs w:val="20"/>
+              </w:rPr>
+              <w:t>Melaka /Kelantan /Sarawak</w:t>
+            </w:r>
+            <w:r>
+              <w:rPr>
+                <w:color w:val="0070C0"/>
+                <w:sz w:val="20"/>
+                <w:szCs w:val="20"/>
+              </w:rPr>
+              <w:br/>
+              <w:t>/Pahang</w:t>
+            </w:r>
+            <w:r>
+              <w:rPr>
+                <w:color w:val="0070C0"/>
+                <w:sz w:val="20"/>
+                <w:szCs w:val="20"/>
+              </w:rPr>
+              <w:br/>
               <w:t>/</w:t>
             </w:r>
             <w:r>
               <w:rPr>
-                <w:b/>
-                <w:bCs/>
-                <w:color w:val="0070C0"/>
-                <w:sz w:val="20"/>
-                <w:szCs w:val="20"/>
-              </w:rPr>
-              <w:t>Sarawak</w:t>
-            </w:r>
-            <w:r>
-              <w:rPr>
-                <w:b/>
-                <w:bCs/>
+                <w:color w:val="0070C0"/>
+                <w:sz w:val="20"/>
+                <w:szCs w:val="20"/>
+              </w:rPr>
+              <w:t xml:space="preserve"> </w:t>
+            </w:r>
+            <w:r>
+              <w:rPr>
+                <w:color w:val="0070C0"/>
+                <w:sz w:val="20"/>
+                <w:szCs w:val="20"/>
+              </w:rPr>
+              <w:t>Negeri Sembilan</w:t>
+            </w:r>
+            <w:r>
+              <w:rPr>
                 <w:color w:val="0070C0"/>
                 <w:sz w:val="20"/>
                 <w:szCs w:val="20"/>
               </w:rPr>
               <w:br/>
-            </w:r>
-            <w:r>
-              <w:rPr>
-                <w:b/>
-                <w:bCs/>
-                <w:color w:val="0070C0"/>
-                <w:sz w:val="20"/>
-                <w:szCs w:val="20"/>
-              </w:rPr>
-              <w:t>/</w:t>
-            </w:r>
-            <w:r>
-              <w:rPr>
-                <w:b/>
-                <w:bCs/>
-                <w:color w:val="0070C0"/>
-                <w:sz w:val="20"/>
-                <w:szCs w:val="20"/>
-              </w:rPr>
-              <w:t>Pahang</w:t>
-            </w:r>
-            <w:r>
-              <w:rPr>
-                <w:b/>
-                <w:bCs/>
+              <w:t>/Johor</w:t>
+            </w:r>
+            <w:r>
+              <w:rPr>
                 <w:color w:val="0070C0"/>
                 <w:sz w:val="20"/>
                 <w:szCs w:val="20"/>
               </w:rPr>
               <w:br/>
-            </w:r>
-            <w:r>
-              <w:rPr>
-                <w:b/>
-                <w:bCs/>
-                <w:color w:val="0070C0"/>
-                <w:sz w:val="20"/>
-                <w:szCs w:val="20"/>
-              </w:rPr>
-              <w:t>/</w:t>
-            </w:r>
-            <w:r>
-              <w:rPr>
-                <w:b/>
-                <w:bCs/>
-                <w:color w:val="0070C0"/>
-                <w:sz w:val="20"/>
-                <w:szCs w:val="20"/>
-              </w:rPr>
-              <w:t>N</w:t>
-            </w:r>
-            <w:r>
-              <w:rPr>
-                <w:b/>
-                <w:bCs/>
-                <w:color w:val="0070C0"/>
-                <w:sz w:val="20"/>
-                <w:szCs w:val="20"/>
-              </w:rPr>
-              <w:t>9</w:t>
-            </w:r>
-            <w:r>
-              <w:rPr>
-                <w:b/>
-                <w:bCs/>
+              <w:t>/Sabah</w:t>
+            </w:r>
+            <w:r>
+              <w:rPr>
                 <w:color w:val="0070C0"/>
                 <w:sz w:val="20"/>
                 <w:szCs w:val="20"/>
               </w:rPr>
               <w:br/>
-            </w:r>
-            <w:r>
-              <w:rPr>
-                <w:b/>
-                <w:bCs/>
-                <w:color w:val="0070C0"/>
-                <w:sz w:val="20"/>
-                <w:szCs w:val="20"/>
-              </w:rPr>
-              <w:t>/</w:t>
-            </w:r>
-            <w:r>
-              <w:rPr>
-                <w:b/>
-                <w:bCs/>
-                <w:color w:val="0070C0"/>
-                <w:sz w:val="20"/>
-                <w:szCs w:val="20"/>
-              </w:rPr>
-              <w:t>Johor</w:t>
-            </w:r>
-            <w:r>
-              <w:rPr>
-                <w:b/>
-                <w:bCs/>
-                <w:color w:val="0070C0"/>
-                <w:sz w:val="20"/>
-                <w:szCs w:val="20"/>
-              </w:rPr>
-              <w:br/>
-            </w:r>
-            <w:r>
-              <w:rPr>
-                <w:b/>
-                <w:bCs/>
-                <w:color w:val="0070C0"/>
-                <w:sz w:val="20"/>
-                <w:szCs w:val="20"/>
-              </w:rPr>
-              <w:t>/</w:t>
-            </w:r>
-            <w:r>
-              <w:rPr>
-                <w:b/>
-                <w:bCs/>
-                <w:color w:val="0070C0"/>
-                <w:sz w:val="20"/>
-                <w:szCs w:val="20"/>
-              </w:rPr>
-              <w:t>Sabah</w:t>
-            </w:r>
-            <w:r>
-              <w:rPr>
-                <w:b/>
-                <w:bCs/>
-                <w:color w:val="0070C0"/>
-                <w:sz w:val="20"/>
-                <w:szCs w:val="20"/>
-              </w:rPr>
-              <w:br/>
-            </w:r>
-            <w:r>
-              <w:rPr>
-                <w:b/>
-                <w:bCs/>
-                <w:color w:val="0070C0"/>
-                <w:sz w:val="20"/>
-                <w:szCs w:val="20"/>
-              </w:rPr>
-              <w:t>/</w:t>
-            </w:r>
-            <w:r>
-              <w:rPr>
-                <w:b/>
-                <w:bCs/>
-                <w:color w:val="0070C0"/>
-                <w:sz w:val="20"/>
-                <w:szCs w:val="20"/>
-              </w:rPr>
-              <w:t>Kedah</w:t>
+              <w:t>/Kedah</w:t>
             </w:r>
           </w:p>
         </w:tc>
@@ -8367,8 +8940,6 @@
             </w:pPr>
             <w:r>
               <w:rPr>
-                <w:b/>
-                <w:bCs/>
                 <w:color w:val="0070C0"/>
                 <w:sz w:val="20"/>
                 <w:szCs w:val="20"/>
@@ -8377,223 +8948,82 @@
             </w:r>
             <w:r>
               <w:rPr>
-                <w:b/>
-                <w:bCs/>
                 <w:color w:val="0070C0"/>
                 <w:sz w:val="20"/>
                 <w:szCs w:val="20"/>
               </w:rPr>
               <w:br/>
-            </w:r>
-            <w:r>
-              <w:rPr>
-                <w:b/>
-                <w:bCs/>
-                <w:color w:val="0070C0"/>
-                <w:sz w:val="20"/>
-                <w:szCs w:val="20"/>
-              </w:rPr>
+              <w:t>/Melaka</w:t>
+            </w:r>
+            <w:r>
+              <w:rPr>
+                <w:color w:val="0070C0"/>
+                <w:sz w:val="20"/>
+                <w:szCs w:val="20"/>
+              </w:rPr>
+              <w:br/>
+              <w:t>/Kelantan</w:t>
+            </w:r>
+            <w:r>
+              <w:rPr>
+                <w:color w:val="0070C0"/>
+                <w:sz w:val="20"/>
+                <w:szCs w:val="20"/>
+              </w:rPr>
+              <w:br/>
+              <w:t>/Pahang</w:t>
+            </w:r>
+            <w:r>
+              <w:rPr>
+                <w:color w:val="0070C0"/>
+                <w:sz w:val="20"/>
+                <w:szCs w:val="20"/>
+              </w:rPr>
+              <w:br/>
               <w:t>/</w:t>
             </w:r>
             <w:r>
               <w:rPr>
-                <w:b/>
-                <w:bCs/>
-                <w:color w:val="0070C0"/>
-                <w:sz w:val="20"/>
-                <w:szCs w:val="20"/>
-              </w:rPr>
-              <w:t>Melaka</w:t>
-            </w:r>
-            <w:r>
-              <w:rPr>
-                <w:b/>
-                <w:bCs/>
+                <w:color w:val="0070C0"/>
+                <w:sz w:val="20"/>
+                <w:szCs w:val="20"/>
+              </w:rPr>
+              <w:t xml:space="preserve"> </w:t>
+            </w:r>
+            <w:r>
+              <w:rPr>
+                <w:color w:val="0070C0"/>
+                <w:sz w:val="20"/>
+                <w:szCs w:val="20"/>
+              </w:rPr>
+              <w:t>Negeri Sembilan</w:t>
+            </w:r>
+            <w:r>
+              <w:rPr>
                 <w:color w:val="0070C0"/>
                 <w:sz w:val="20"/>
                 <w:szCs w:val="20"/>
               </w:rPr>
               <w:br/>
-            </w:r>
-            <w:r>
-              <w:rPr>
-                <w:b/>
-                <w:bCs/>
-                <w:color w:val="0070C0"/>
-                <w:sz w:val="20"/>
-                <w:szCs w:val="20"/>
-              </w:rPr>
-              <w:t>/</w:t>
-            </w:r>
-            <w:r>
-              <w:rPr>
-                <w:b/>
-                <w:bCs/>
-                <w:color w:val="0070C0"/>
-                <w:sz w:val="20"/>
-                <w:szCs w:val="20"/>
-              </w:rPr>
-              <w:t>Kelantan</w:t>
-            </w:r>
-            <w:r>
-              <w:rPr>
-                <w:b/>
-                <w:bCs/>
+              <w:t>/Johor</w:t>
+            </w:r>
+            <w:r>
+              <w:rPr>
                 <w:color w:val="0070C0"/>
                 <w:sz w:val="20"/>
                 <w:szCs w:val="20"/>
               </w:rPr>
               <w:br/>
-            </w:r>
-            <w:r>
-              <w:rPr>
-                <w:b/>
-                <w:bCs/>
-                <w:color w:val="0070C0"/>
-                <w:sz w:val="20"/>
-                <w:szCs w:val="20"/>
-              </w:rPr>
-              <w:t>/</w:t>
-            </w:r>
-            <w:r>
-              <w:rPr>
-                <w:b/>
-                <w:bCs/>
-                <w:color w:val="0070C0"/>
-                <w:sz w:val="20"/>
-                <w:szCs w:val="20"/>
-              </w:rPr>
-              <w:t>Pahang</w:t>
-            </w:r>
-            <w:r>
-              <w:rPr>
-                <w:b/>
-                <w:bCs/>
+              <w:t>/Sabah</w:t>
+            </w:r>
+            <w:r>
+              <w:rPr>
                 <w:color w:val="0070C0"/>
                 <w:sz w:val="20"/>
                 <w:szCs w:val="20"/>
               </w:rPr>
               <w:br/>
-            </w:r>
-            <w:r>
-              <w:rPr>
-                <w:b/>
-                <w:bCs/>
-                <w:color w:val="0070C0"/>
-                <w:sz w:val="20"/>
-                <w:szCs w:val="20"/>
-              </w:rPr>
-              <w:t>/</w:t>
-            </w:r>
-            <w:r>
-              <w:rPr>
-                <w:b/>
-                <w:bCs/>
-                <w:color w:val="0070C0"/>
-                <w:sz w:val="20"/>
-                <w:szCs w:val="20"/>
-              </w:rPr>
-              <w:t>N</w:t>
-            </w:r>
-            <w:r>
-              <w:rPr>
-                <w:b/>
-                <w:bCs/>
-                <w:color w:val="0070C0"/>
-                <w:sz w:val="20"/>
-                <w:szCs w:val="20"/>
-              </w:rPr>
-              <w:t>9</w:t>
-            </w:r>
-            <w:r>
-              <w:rPr>
-                <w:b/>
-                <w:bCs/>
-                <w:color w:val="0070C0"/>
-                <w:sz w:val="20"/>
-                <w:szCs w:val="20"/>
-              </w:rPr>
-              <w:br/>
-            </w:r>
-            <w:r>
-              <w:rPr>
-                <w:b/>
-                <w:bCs/>
-                <w:color w:val="0070C0"/>
-                <w:sz w:val="20"/>
-                <w:szCs w:val="20"/>
-              </w:rPr>
-              <w:t>/</w:t>
-            </w:r>
-            <w:r>
-              <w:rPr>
-                <w:b/>
-                <w:bCs/>
-                <w:color w:val="0070C0"/>
-                <w:sz w:val="20"/>
-                <w:szCs w:val="20"/>
-              </w:rPr>
-              <w:t>Johor</w:t>
-            </w:r>
-            <w:r>
-              <w:rPr>
-                <w:b/>
-                <w:bCs/>
-                <w:color w:val="0070C0"/>
-                <w:sz w:val="20"/>
-                <w:szCs w:val="20"/>
-              </w:rPr>
-              <w:br/>
-            </w:r>
-            <w:r>
-              <w:rPr>
-                <w:b/>
-                <w:bCs/>
-                <w:color w:val="0070C0"/>
-                <w:sz w:val="20"/>
-                <w:szCs w:val="20"/>
-              </w:rPr>
-              <w:t>/</w:t>
-            </w:r>
-            <w:r>
-              <w:rPr>
-                <w:b/>
-                <w:bCs/>
-                <w:color w:val="0070C0"/>
-                <w:sz w:val="20"/>
-                <w:szCs w:val="20"/>
-              </w:rPr>
-              <w:t>Sabah</w:t>
-            </w:r>
-            <w:r>
-              <w:rPr>
-                <w:b/>
-                <w:bCs/>
-                <w:color w:val="0070C0"/>
-                <w:sz w:val="20"/>
-                <w:szCs w:val="20"/>
-              </w:rPr>
-              <w:br/>
-            </w:r>
-            <w:r>
-              <w:rPr>
-                <w:b/>
-                <w:bCs/>
-                <w:color w:val="0070C0"/>
-                <w:sz w:val="20"/>
-                <w:szCs w:val="20"/>
-              </w:rPr>
-              <w:t>/</w:t>
-            </w:r>
-            <w:r>
-              <w:rPr>
-                <w:b/>
-                <w:bCs/>
-                <w:color w:val="0070C0"/>
-                <w:sz w:val="20"/>
-                <w:szCs w:val="20"/>
-              </w:rPr>
-              <w:t>Kedah</w:t>
+              <w:t>/Kedah</w:t>
             </w:r>
           </w:p>
         </w:tc>
@@ -8616,7 +9046,15 @@
                 <w:sz w:val="20"/>
                 <w:szCs w:val="20"/>
               </w:rPr>
-              <w:t>Pengurusan</w:t>
+              <w:t>M</w:t>
+            </w:r>
+            <w:r>
+              <w:rPr>
+                <w:color w:val="0070C0"/>
+                <w:sz w:val="20"/>
+                <w:szCs w:val="20"/>
+              </w:rPr>
+              <w:t>anagement</w:t>
             </w:r>
           </w:p>
         </w:tc>
@@ -8710,7 +9148,15 @@
                 <w:sz w:val="20"/>
                 <w:szCs w:val="20"/>
               </w:rPr>
-              <w:t>Pengurusan</w:t>
+              <w:t>M</w:t>
+            </w:r>
+            <w:r>
+              <w:rPr>
+                <w:color w:val="0070C0"/>
+                <w:sz w:val="20"/>
+                <w:szCs w:val="20"/>
+              </w:rPr>
+              <w:t>anagement</w:t>
             </w:r>
           </w:p>
         </w:tc>
@@ -8777,8 +9223,6 @@
             </w:pPr>
             <w:r>
               <w:rPr>
-                <w:b/>
-                <w:bCs/>
                 <w:color w:val="0070C0"/>
                 <w:sz w:val="20"/>
                 <w:szCs w:val="20"/>
@@ -8787,133 +9231,55 @@
             </w:r>
             <w:r>
               <w:rPr>
-                <w:b/>
-                <w:bCs/>
                 <w:color w:val="0070C0"/>
                 <w:sz w:val="20"/>
                 <w:szCs w:val="20"/>
               </w:rPr>
               <w:br/>
-            </w:r>
-            <w:r>
-              <w:rPr>
-                <w:b/>
-                <w:bCs/>
-                <w:color w:val="0070C0"/>
-                <w:sz w:val="20"/>
-                <w:szCs w:val="20"/>
-              </w:rPr>
+              <w:t>/Pahang</w:t>
+            </w:r>
+            <w:r>
+              <w:rPr>
+                <w:color w:val="0070C0"/>
+                <w:sz w:val="20"/>
+                <w:szCs w:val="20"/>
+              </w:rPr>
+              <w:br/>
+              <w:t>/Selangor</w:t>
+            </w:r>
+            <w:r>
+              <w:rPr>
+                <w:color w:val="0070C0"/>
+                <w:sz w:val="20"/>
+                <w:szCs w:val="20"/>
+              </w:rPr>
+              <w:br/>
+              <w:t>/Sarawak</w:t>
+            </w:r>
+            <w:r>
+              <w:rPr>
+                <w:color w:val="0070C0"/>
+                <w:sz w:val="20"/>
+                <w:szCs w:val="20"/>
+              </w:rPr>
+              <w:br/>
               <w:t>/</w:t>
             </w:r>
             <w:r>
               <w:rPr>
-                <w:b/>
-                <w:bCs/>
-                <w:color w:val="0070C0"/>
-                <w:sz w:val="20"/>
-                <w:szCs w:val="20"/>
-              </w:rPr>
-              <w:t>Pahang</w:t>
-            </w:r>
-            <w:r>
-              <w:rPr>
-                <w:b/>
-                <w:bCs/>
-                <w:color w:val="0070C0"/>
-                <w:sz w:val="20"/>
-                <w:szCs w:val="20"/>
-              </w:rPr>
-              <w:br/>
-            </w:r>
-            <w:r>
-              <w:rPr>
-                <w:b/>
-                <w:bCs/>
-                <w:color w:val="0070C0"/>
-                <w:sz w:val="20"/>
-                <w:szCs w:val="20"/>
-              </w:rPr>
-              <w:t>/</w:t>
-            </w:r>
-            <w:r>
-              <w:rPr>
-                <w:b/>
-                <w:bCs/>
-                <w:color w:val="0070C0"/>
-                <w:sz w:val="20"/>
-                <w:szCs w:val="20"/>
-              </w:rPr>
-              <w:t>Selangor</w:t>
-            </w:r>
-            <w:r>
-              <w:rPr>
-                <w:b/>
-                <w:bCs/>
-                <w:color w:val="0070C0"/>
-                <w:sz w:val="20"/>
-                <w:szCs w:val="20"/>
-              </w:rPr>
-              <w:br/>
-            </w:r>
-            <w:r>
-              <w:rPr>
-                <w:b/>
-                <w:bCs/>
-                <w:color w:val="0070C0"/>
-                <w:sz w:val="20"/>
-                <w:szCs w:val="20"/>
-              </w:rPr>
-              <w:t>/</w:t>
-            </w:r>
-            <w:r>
-              <w:rPr>
-                <w:b/>
-                <w:bCs/>
-                <w:color w:val="0070C0"/>
-                <w:sz w:val="20"/>
-                <w:szCs w:val="20"/>
-              </w:rPr>
-              <w:t>Sarawak</w:t>
-            </w:r>
-            <w:r>
-              <w:rPr>
-                <w:b/>
-                <w:bCs/>
-                <w:color w:val="0070C0"/>
-                <w:sz w:val="20"/>
-                <w:szCs w:val="20"/>
-              </w:rPr>
-              <w:br/>
-            </w:r>
-            <w:r>
-              <w:rPr>
-                <w:b/>
-                <w:bCs/>
-                <w:color w:val="0070C0"/>
-                <w:sz w:val="20"/>
-                <w:szCs w:val="20"/>
-              </w:rPr>
-              <w:t>/</w:t>
-            </w:r>
-            <w:r>
-              <w:rPr>
-                <w:b/>
-                <w:bCs/>
-                <w:color w:val="0070C0"/>
-                <w:sz w:val="20"/>
-                <w:szCs w:val="20"/>
-              </w:rPr>
-              <w:t>N</w:t>
-            </w:r>
-            <w:r>
-              <w:rPr>
-                <w:b/>
-                <w:bCs/>
-                <w:color w:val="0070C0"/>
-                <w:sz w:val="20"/>
-                <w:szCs w:val="20"/>
-              </w:rPr>
-              <w:t>9</w:t>
+                <w:color w:val="0070C0"/>
+                <w:sz w:val="20"/>
+                <w:szCs w:val="20"/>
+              </w:rPr>
+              <w:t xml:space="preserve"> </w:t>
+            </w:r>
+            <w:r>
+              <w:rPr>
+                <w:color w:val="0070C0"/>
+                <w:sz w:val="20"/>
+                <w:szCs w:val="20"/>
+              </w:rPr>
+              <w:t>Negeri Sembilan</w:t>
             </w:r>
           </w:p>
         </w:tc>
@@ -9022,7 +9388,7 @@
                 <w:sz w:val="20"/>
                 <w:szCs w:val="20"/>
               </w:rPr>
-              <w:t>Medicine</w:t>
+              <w:t>Medical</w:t>
             </w:r>
           </w:p>
         </w:tc>
@@ -9082,17 +9448,13 @@
             <w:pPr>
               <w:jc w:val="center"/>
               <w:rPr>
-                <w:b/>
-                <w:bCs/>
-                <w:color w:val="0070C0"/>
-                <w:sz w:val="20"/>
-                <w:szCs w:val="20"/>
-              </w:rPr>
-            </w:pPr>
-            <w:r>
-              <w:rPr>
-                <w:b/>
-                <w:bCs/>
+                <w:color w:val="0070C0"/>
+                <w:sz w:val="20"/>
+                <w:szCs w:val="20"/>
+              </w:rPr>
+            </w:pPr>
+            <w:r>
+              <w:rPr>
                 <w:color w:val="0070C0"/>
                 <w:sz w:val="20"/>
                 <w:szCs w:val="20"/>
@@ -9111,143 +9473,47 @@
             </w:pPr>
             <w:r>
               <w:rPr>
-                <w:b/>
-                <w:bCs/>
-                <w:color w:val="0070C0"/>
-                <w:sz w:val="20"/>
-                <w:szCs w:val="20"/>
-              </w:rPr>
-              <w:t>/</w:t>
-            </w:r>
-            <w:r>
-              <w:rPr>
-                <w:b/>
-                <w:bCs/>
-                <w:color w:val="0070C0"/>
-                <w:sz w:val="20"/>
-                <w:szCs w:val="20"/>
-              </w:rPr>
-              <w:t>Terengganu</w:t>
-            </w:r>
-            <w:r>
-              <w:rPr>
-                <w:b/>
-                <w:bCs/>
+                <w:color w:val="0070C0"/>
+                <w:sz w:val="20"/>
+                <w:szCs w:val="20"/>
+              </w:rPr>
+              <w:t>/Terengganu</w:t>
+            </w:r>
+            <w:r>
+              <w:rPr>
                 <w:color w:val="0070C0"/>
                 <w:sz w:val="20"/>
                 <w:szCs w:val="20"/>
               </w:rPr>
               <w:br/>
-            </w:r>
-            <w:r>
-              <w:rPr>
-                <w:b/>
-                <w:bCs/>
-                <w:color w:val="0070C0"/>
-                <w:sz w:val="20"/>
-                <w:szCs w:val="20"/>
-              </w:rPr>
-              <w:t>/</w:t>
-            </w:r>
-            <w:r>
-              <w:rPr>
-                <w:b/>
-                <w:bCs/>
-                <w:color w:val="0070C0"/>
-                <w:sz w:val="20"/>
-                <w:szCs w:val="20"/>
-              </w:rPr>
-              <w:t>Pahang</w:t>
-            </w:r>
-            <w:r>
-              <w:rPr>
-                <w:b/>
-                <w:bCs/>
+              <w:t>/Pahang</w:t>
+            </w:r>
+            <w:r>
+              <w:rPr>
                 <w:color w:val="0070C0"/>
                 <w:sz w:val="20"/>
                 <w:szCs w:val="20"/>
               </w:rPr>
               <w:br/>
-            </w:r>
-            <w:r>
-              <w:rPr>
-                <w:b/>
-                <w:bCs/>
-                <w:color w:val="0070C0"/>
-                <w:sz w:val="20"/>
-                <w:szCs w:val="20"/>
-              </w:rPr>
-              <w:t>/</w:t>
-            </w:r>
-            <w:r>
-              <w:rPr>
-                <w:b/>
-                <w:bCs/>
-                <w:color w:val="0070C0"/>
-                <w:sz w:val="20"/>
-                <w:szCs w:val="20"/>
-              </w:rPr>
-              <w:t>Kelantan</w:t>
-            </w:r>
-            <w:r>
-              <w:rPr>
-                <w:b/>
-                <w:bCs/>
+              <w:t>/Kelantan</w:t>
+            </w:r>
+            <w:r>
+              <w:rPr>
                 <w:color w:val="0070C0"/>
                 <w:sz w:val="20"/>
                 <w:szCs w:val="20"/>
               </w:rPr>
               <w:br/>
-            </w:r>
-            <w:r>
-              <w:rPr>
-                <w:b/>
-                <w:bCs/>
-                <w:color w:val="0070C0"/>
-                <w:sz w:val="20"/>
-                <w:szCs w:val="20"/>
-              </w:rPr>
-              <w:t>/</w:t>
-            </w:r>
-            <w:r>
-              <w:rPr>
-                <w:b/>
-                <w:bCs/>
-                <w:color w:val="0070C0"/>
-                <w:sz w:val="20"/>
-                <w:szCs w:val="20"/>
-              </w:rPr>
-              <w:t>Sarawak</w:t>
-            </w:r>
-            <w:r>
-              <w:rPr>
-                <w:b/>
-                <w:bCs/>
+              <w:t>/Sarawak</w:t>
+            </w:r>
+            <w:r>
+              <w:rPr>
                 <w:color w:val="0070C0"/>
                 <w:sz w:val="20"/>
                 <w:szCs w:val="20"/>
               </w:rPr>
               <w:br/>
-            </w:r>
-            <w:r>
-              <w:rPr>
-                <w:b/>
-                <w:bCs/>
-                <w:color w:val="0070C0"/>
-                <w:sz w:val="20"/>
-                <w:szCs w:val="20"/>
-              </w:rPr>
-              <w:t>/</w:t>
-            </w:r>
-            <w:r>
-              <w:rPr>
-                <w:b/>
-                <w:bCs/>
-                <w:color w:val="0070C0"/>
-                <w:sz w:val="20"/>
-                <w:szCs w:val="20"/>
-              </w:rPr>
-              <w:t>Kedah</w:t>
+              <w:t>/Kedah</w:t>
             </w:r>
           </w:p>
         </w:tc>
@@ -9270,7 +9536,15 @@
                 <w:sz w:val="20"/>
                 <w:szCs w:val="20"/>
               </w:rPr>
-              <w:t>Pengurusan</w:t>
+              <w:t>M</w:t>
+            </w:r>
+            <w:r>
+              <w:rPr>
+                <w:color w:val="0070C0"/>
+                <w:sz w:val="20"/>
+                <w:szCs w:val="20"/>
+              </w:rPr>
+              <w:t>anagement</w:t>
             </w:r>
           </w:p>
         </w:tc>
@@ -9341,7 +9615,23 @@
                 <w:sz w:val="20"/>
                 <w:szCs w:val="20"/>
               </w:rPr>
-              <w:t>N9 / Sar</w:t>
+              <w:t>Negeri Sembilan</w:t>
+            </w:r>
+            <w:r>
+              <w:rPr>
+                <w:color w:val="0070C0"/>
+                <w:sz w:val="20"/>
+                <w:szCs w:val="20"/>
+              </w:rPr>
+              <w:t xml:space="preserve"> / </w:t>
+            </w:r>
+            <w:r>
+              <w:rPr>
+                <w:color w:val="0070C0"/>
+                <w:sz w:val="20"/>
+                <w:szCs w:val="20"/>
+              </w:rPr>
+              <w:t>Sarawak</w:t>
             </w:r>
           </w:p>
         </w:tc>
@@ -9364,7 +9654,15 @@
                 <w:sz w:val="20"/>
                 <w:szCs w:val="20"/>
               </w:rPr>
-              <w:t>Pengurusan</w:t>
+              <w:t>M</w:t>
+            </w:r>
+            <w:r>
+              <w:rPr>
+                <w:color w:val="0070C0"/>
+                <w:sz w:val="20"/>
+                <w:szCs w:val="20"/>
+              </w:rPr>
+              <w:t>anagement</w:t>
             </w:r>
           </w:p>
         </w:tc>
@@ -9521,7 +9819,47 @@
                 <w:sz w:val="20"/>
                 <w:szCs w:val="20"/>
               </w:rPr>
-              <w:t>Ter / P.P / Sab</w:t>
+              <w:t>Terengganu</w:t>
+            </w:r>
+            <w:r>
+              <w:rPr>
+                <w:color w:val="0070C0"/>
+                <w:sz w:val="20"/>
+                <w:szCs w:val="20"/>
+              </w:rPr>
+              <w:t xml:space="preserve"> / </w:t>
+            </w:r>
+            <w:r>
+              <w:rPr>
+                <w:color w:val="0070C0"/>
+                <w:sz w:val="20"/>
+                <w:szCs w:val="20"/>
+              </w:rPr>
+              <w:t>Pulau Pinang</w:t>
+            </w:r>
+            <w:r>
+              <w:rPr>
+                <w:color w:val="0070C0"/>
+                <w:sz w:val="20"/>
+                <w:szCs w:val="20"/>
+              </w:rPr>
+              <w:t xml:space="preserve"> </w:t>
+            </w:r>
+            <w:r>
+              <w:rPr>
+                <w:color w:val="0070C0"/>
+                <w:sz w:val="20"/>
+                <w:szCs w:val="20"/>
+              </w:rPr>
+              <w:t>/ Sab</w:t>
+            </w:r>
+            <w:r>
+              <w:rPr>
+                <w:color w:val="0070C0"/>
+                <w:sz w:val="20"/>
+                <w:szCs w:val="20"/>
+              </w:rPr>
+              <w:t>ah</w:t>
             </w:r>
           </w:p>
         </w:tc>
@@ -9603,8 +9941,6 @@
             </w:pPr>
             <w:r>
               <w:rPr>
-                <w:b/>
-                <w:bCs/>
                 <w:color w:val="0070C0"/>
                 <w:sz w:val="20"/>
                 <w:szCs w:val="20"/>
@@ -9613,68 +9949,24 @@
             </w:r>
             <w:r>
               <w:rPr>
-                <w:b/>
-                <w:bCs/>
                 <w:color w:val="0070C0"/>
                 <w:sz w:val="20"/>
                 <w:szCs w:val="20"/>
               </w:rPr>
               <w:br/>
-            </w:r>
-            <w:r>
-              <w:rPr>
-                <w:b/>
-                <w:bCs/>
-                <w:color w:val="0070C0"/>
-                <w:sz w:val="20"/>
-                <w:szCs w:val="20"/>
-              </w:rPr>
-              <w:t>/</w:t>
-            </w:r>
-            <w:r>
-              <w:rPr>
-                <w:b/>
-                <w:bCs/>
-                <w:color w:val="0070C0"/>
-                <w:sz w:val="20"/>
-                <w:szCs w:val="20"/>
-              </w:rPr>
-              <w:t>Melaka</w:t>
-            </w:r>
-            <w:r>
-              <w:rPr>
-                <w:b/>
-                <w:bCs/>
+              <w:t>/Melaka</w:t>
+            </w:r>
+            <w:r>
+              <w:rPr>
                 <w:color w:val="0070C0"/>
                 <w:sz w:val="20"/>
                 <w:szCs w:val="20"/>
               </w:rPr>
               <w:br/>
-            </w:r>
-            <w:r>
-              <w:rPr>
-                <w:b/>
-                <w:bCs/>
-                <w:color w:val="0070C0"/>
-                <w:sz w:val="20"/>
-                <w:szCs w:val="20"/>
-              </w:rPr>
-              <w:t>/</w:t>
-            </w:r>
-            <w:r>
-              <w:rPr>
-                <w:b/>
-                <w:bCs/>
-                <w:color w:val="0070C0"/>
-                <w:sz w:val="20"/>
-                <w:szCs w:val="20"/>
-              </w:rPr>
-              <w:t>Pahang</w:t>
-            </w:r>
-            <w:r>
-              <w:rPr>
-                <w:b/>
-                <w:bCs/>
+              <w:t>/Pahang</w:t>
+            </w:r>
+            <w:r>
+              <w:rPr>
                 <w:color w:val="0070C0"/>
                 <w:sz w:val="20"/>
                 <w:szCs w:val="20"/>
@@ -9683,53 +9975,21 @@
             </w:r>
             <w:r>
               <w:rPr>
-                <w:b/>
-                <w:bCs/>
-                <w:color w:val="0070C0"/>
-                <w:sz w:val="20"/>
-                <w:szCs w:val="20"/>
-              </w:rPr>
-              <w:t>/</w:t>
-            </w:r>
-            <w:r>
-              <w:rPr>
-                <w:b/>
-                <w:bCs/>
-                <w:color w:val="0070C0"/>
-                <w:sz w:val="20"/>
-                <w:szCs w:val="20"/>
-              </w:rPr>
-              <w:t>Sarawak</w:t>
-            </w:r>
-            <w:r>
-              <w:rPr>
-                <w:b/>
-                <w:bCs/>
+                <w:color w:val="0070C0"/>
+                <w:sz w:val="20"/>
+                <w:szCs w:val="20"/>
+              </w:rPr>
+              <w:lastRenderedPageBreak/>
+              <w:t>/Sarawak</w:t>
+            </w:r>
+            <w:r>
+              <w:rPr>
                 <w:color w:val="0070C0"/>
                 <w:sz w:val="20"/>
                 <w:szCs w:val="20"/>
               </w:rPr>
               <w:br/>
-            </w:r>
-            <w:r>
-              <w:rPr>
-                <w:b/>
-                <w:bCs/>
-                <w:color w:val="0070C0"/>
-                <w:sz w:val="20"/>
-                <w:szCs w:val="20"/>
-              </w:rPr>
-              <w:t>/</w:t>
-            </w:r>
-            <w:r>
-              <w:rPr>
-                <w:b/>
-                <w:bCs/>
-                <w:color w:val="0070C0"/>
-                <w:sz w:val="20"/>
-                <w:szCs w:val="20"/>
-              </w:rPr>
-              <w:t>Sabah</w:t>
+              <w:t>/Sabah</w:t>
             </w:r>
           </w:p>
         </w:tc>
@@ -9811,8 +10071,6 @@
             </w:pPr>
             <w:r>
               <w:rPr>
-                <w:b/>
-                <w:bCs/>
                 <w:color w:val="0070C0"/>
                 <w:sz w:val="20"/>
                 <w:szCs w:val="20"/>
@@ -9821,133 +10079,55 @@
             </w:r>
             <w:r>
               <w:rPr>
-                <w:b/>
-                <w:bCs/>
                 <w:color w:val="0070C0"/>
                 <w:sz w:val="20"/>
                 <w:szCs w:val="20"/>
               </w:rPr>
               <w:br/>
-            </w:r>
-            <w:r>
-              <w:rPr>
-                <w:b/>
-                <w:bCs/>
-                <w:color w:val="0070C0"/>
-                <w:sz w:val="20"/>
-                <w:szCs w:val="20"/>
-              </w:rPr>
+              <w:t>/Sarawak</w:t>
+            </w:r>
+            <w:r>
+              <w:rPr>
+                <w:color w:val="0070C0"/>
+                <w:sz w:val="20"/>
+                <w:szCs w:val="20"/>
+              </w:rPr>
+              <w:br/>
+              <w:t>/Johor</w:t>
+            </w:r>
+            <w:r>
+              <w:rPr>
+                <w:color w:val="0070C0"/>
+                <w:sz w:val="20"/>
+                <w:szCs w:val="20"/>
+              </w:rPr>
+              <w:br/>
               <w:t>/</w:t>
             </w:r>
             <w:r>
               <w:rPr>
-                <w:b/>
-                <w:bCs/>
-                <w:color w:val="0070C0"/>
-                <w:sz w:val="20"/>
-                <w:szCs w:val="20"/>
-              </w:rPr>
-              <w:t>Sarawak</w:t>
-            </w:r>
-            <w:r>
-              <w:rPr>
-                <w:b/>
-                <w:bCs/>
+                <w:color w:val="0070C0"/>
+                <w:sz w:val="20"/>
+                <w:szCs w:val="20"/>
+              </w:rPr>
+              <w:t xml:space="preserve"> </w:t>
+            </w:r>
+            <w:r>
+              <w:rPr>
+                <w:color w:val="0070C0"/>
+                <w:sz w:val="20"/>
+                <w:szCs w:val="20"/>
+              </w:rPr>
+              <w:t>Negeri Sembilan</w:t>
+            </w:r>
+            <w:r>
+              <w:rPr>
                 <w:color w:val="0070C0"/>
                 <w:sz w:val="20"/>
                 <w:szCs w:val="20"/>
               </w:rPr>
               <w:br/>
-            </w:r>
-            <w:r>
-              <w:rPr>
-                <w:b/>
-                <w:bCs/>
-                <w:color w:val="0070C0"/>
-                <w:sz w:val="20"/>
-                <w:szCs w:val="20"/>
-              </w:rPr>
-              <w:t>/</w:t>
-            </w:r>
-            <w:r>
-              <w:rPr>
-                <w:b/>
-                <w:bCs/>
-                <w:color w:val="0070C0"/>
-                <w:sz w:val="20"/>
-                <w:szCs w:val="20"/>
-              </w:rPr>
-              <w:t>Johor</w:t>
-            </w:r>
-            <w:r>
-              <w:rPr>
-                <w:b/>
-                <w:bCs/>
-                <w:color w:val="0070C0"/>
-                <w:sz w:val="20"/>
-                <w:szCs w:val="20"/>
-              </w:rPr>
-              <w:br/>
-            </w:r>
-            <w:r>
-              <w:rPr>
-                <w:b/>
-                <w:bCs/>
-                <w:color w:val="0070C0"/>
-                <w:sz w:val="20"/>
-                <w:szCs w:val="20"/>
-              </w:rPr>
-              <w:t>/</w:t>
-            </w:r>
-            <w:r>
-              <w:rPr>
-                <w:b/>
-                <w:bCs/>
-                <w:color w:val="0070C0"/>
-                <w:sz w:val="20"/>
-                <w:szCs w:val="20"/>
-              </w:rPr>
-              <w:t>N</w:t>
-            </w:r>
-            <w:r>
-              <w:rPr>
-                <w:b/>
-                <w:bCs/>
-                <w:color w:val="0070C0"/>
-                <w:sz w:val="20"/>
-                <w:szCs w:val="20"/>
-              </w:rPr>
-              <w:t>9</w:t>
-            </w:r>
-            <w:r>
-              <w:rPr>
-                <w:b/>
-                <w:bCs/>
-                <w:color w:val="0070C0"/>
-                <w:sz w:val="20"/>
-                <w:szCs w:val="20"/>
-              </w:rPr>
-              <w:br/>
-            </w:r>
-            <w:r>
-              <w:rPr>
-                <w:b/>
-                <w:bCs/>
-                <w:color w:val="0070C0"/>
-                <w:sz w:val="20"/>
-                <w:szCs w:val="20"/>
-              </w:rPr>
-              <w:t>/</w:t>
-            </w:r>
-            <w:r>
-              <w:rPr>
-                <w:b/>
-                <w:bCs/>
-                <w:color w:val="0070C0"/>
-                <w:sz w:val="20"/>
-                <w:szCs w:val="20"/>
-              </w:rPr>
-              <w:t>Kedah</w:t>
+              <w:t>/Kedah</w:t>
             </w:r>
           </w:p>
         </w:tc>
@@ -10029,8 +10209,6 @@
             </w:pPr>
             <w:r>
               <w:rPr>
-                <w:b/>
-                <w:bCs/>
                 <w:color w:val="0070C0"/>
                 <w:sz w:val="20"/>
                 <w:szCs w:val="20"/>
@@ -10039,143 +10217,55 @@
             </w:r>
             <w:r>
               <w:rPr>
-                <w:b/>
-                <w:bCs/>
                 <w:color w:val="0070C0"/>
                 <w:sz w:val="20"/>
                 <w:szCs w:val="20"/>
               </w:rPr>
               <w:br/>
-            </w:r>
-            <w:r>
-              <w:rPr>
-                <w:b/>
-                <w:bCs/>
-                <w:color w:val="0070C0"/>
-                <w:sz w:val="20"/>
-                <w:szCs w:val="20"/>
-              </w:rPr>
+              <w:t>/Terengganu</w:t>
+            </w:r>
+            <w:r>
+              <w:rPr>
+                <w:color w:val="0070C0"/>
+                <w:sz w:val="20"/>
+                <w:szCs w:val="20"/>
+              </w:rPr>
+              <w:br/>
               <w:t>/</w:t>
             </w:r>
             <w:r>
               <w:rPr>
-                <w:b/>
-                <w:bCs/>
-                <w:color w:val="0070C0"/>
-                <w:sz w:val="20"/>
-                <w:szCs w:val="20"/>
-              </w:rPr>
-              <w:t>Terengganu</w:t>
-            </w:r>
-            <w:r>
-              <w:rPr>
-                <w:b/>
-                <w:bCs/>
+                <w:color w:val="0070C0"/>
+                <w:sz w:val="20"/>
+                <w:szCs w:val="20"/>
+              </w:rPr>
+              <w:t xml:space="preserve"> </w:t>
+            </w:r>
+            <w:r>
+              <w:rPr>
+                <w:color w:val="0070C0"/>
+                <w:sz w:val="20"/>
+                <w:szCs w:val="20"/>
+              </w:rPr>
+              <w:t>Pulau Pinang</w:t>
+            </w:r>
+            <w:r>
+              <w:rPr>
                 <w:color w:val="0070C0"/>
                 <w:sz w:val="20"/>
                 <w:szCs w:val="20"/>
               </w:rPr>
               <w:br/>
-            </w:r>
-            <w:r>
-              <w:rPr>
-                <w:b/>
-                <w:bCs/>
-                <w:color w:val="0070C0"/>
-                <w:sz w:val="20"/>
-                <w:szCs w:val="20"/>
-              </w:rPr>
-              <w:t>/</w:t>
-            </w:r>
-            <w:r>
-              <w:rPr>
-                <w:b/>
-                <w:bCs/>
-                <w:color w:val="0070C0"/>
-                <w:sz w:val="20"/>
-                <w:szCs w:val="20"/>
-              </w:rPr>
-              <w:t>P</w:t>
-            </w:r>
-            <w:r>
-              <w:rPr>
-                <w:b/>
-                <w:bCs/>
-                <w:color w:val="0070C0"/>
-                <w:sz w:val="20"/>
-                <w:szCs w:val="20"/>
-              </w:rPr>
-              <w:t>.</w:t>
-            </w:r>
-            <w:r>
-              <w:rPr>
-                <w:b/>
-                <w:bCs/>
-                <w:color w:val="0070C0"/>
-                <w:sz w:val="20"/>
-                <w:szCs w:val="20"/>
-              </w:rPr>
-              <w:t>P</w:t>
-            </w:r>
-            <w:r>
-              <w:rPr>
-                <w:b/>
-                <w:bCs/>
+              <w:t>/Sarawak</w:t>
+            </w:r>
+            <w:r>
+              <w:rPr>
                 <w:color w:val="0070C0"/>
                 <w:sz w:val="20"/>
                 <w:szCs w:val="20"/>
               </w:rPr>
               <w:br/>
-            </w:r>
-            <w:r>
-              <w:rPr>
-                <w:b/>
-                <w:bCs/>
-                <w:color w:val="0070C0"/>
-                <w:sz w:val="20"/>
-                <w:szCs w:val="20"/>
-              </w:rPr>
-              <w:t>/</w:t>
-            </w:r>
-            <w:r>
-              <w:rPr>
-                <w:b/>
-                <w:bCs/>
-                <w:color w:val="0070C0"/>
-                <w:sz w:val="20"/>
-                <w:szCs w:val="20"/>
-              </w:rPr>
-              <w:t>Sarawak</w:t>
-            </w:r>
-            <w:r>
-              <w:rPr>
-                <w:b/>
-                <w:bCs/>
-                <w:color w:val="0070C0"/>
-                <w:sz w:val="20"/>
-                <w:szCs w:val="20"/>
-              </w:rPr>
-              <w:br/>
-            </w:r>
-            <w:r>
-              <w:rPr>
-                <w:b/>
-                <w:bCs/>
-                <w:color w:val="0070C0"/>
-                <w:sz w:val="20"/>
-                <w:szCs w:val="20"/>
-              </w:rPr>
-              <w:t>/</w:t>
-            </w:r>
-            <w:r>
-              <w:rPr>
-                <w:b/>
-                <w:bCs/>
-                <w:color w:val="0070C0"/>
-                <w:sz w:val="20"/>
-                <w:szCs w:val="20"/>
-              </w:rPr>
-              <w:t>Sabah</w:t>
+              <w:t>/Sabah</w:t>
             </w:r>
           </w:p>
         </w:tc>
@@ -10261,7 +10351,23 @@
                 <w:sz w:val="20"/>
                 <w:szCs w:val="20"/>
               </w:rPr>
-              <w:t>Ter / P.P</w:t>
+              <w:t>Terengganu</w:t>
+            </w:r>
+            <w:r>
+              <w:rPr>
+                <w:color w:val="0070C0"/>
+                <w:sz w:val="20"/>
+                <w:szCs w:val="20"/>
+              </w:rPr>
+              <w:t xml:space="preserve"> / </w:t>
+            </w:r>
+            <w:r>
+              <w:rPr>
+                <w:color w:val="0070C0"/>
+                <w:sz w:val="20"/>
+                <w:szCs w:val="20"/>
+              </w:rPr>
+              <w:t>Pulau Pinang</w:t>
             </w:r>
           </w:p>
         </w:tc>
@@ -10433,7 +10539,15 @@
                 <w:sz w:val="20"/>
                 <w:szCs w:val="20"/>
               </w:rPr>
-              <w:t>Perlis / Selangor / N9</w:t>
+              <w:t xml:space="preserve">Perlis / Selangor / </w:t>
+            </w:r>
+            <w:r>
+              <w:rPr>
+                <w:color w:val="0070C0"/>
+                <w:sz w:val="20"/>
+                <w:szCs w:val="20"/>
+              </w:rPr>
+              <w:t>Negeri Sembilan</w:t>
             </w:r>
           </w:p>
         </w:tc>
@@ -10473,7 +10587,6 @@
                 <w:sz w:val="20"/>
                 <w:szCs w:val="20"/>
               </w:rPr>
-              <w:lastRenderedPageBreak/>
               <w:t>PENTADBIRAN AWAM</w:t>
             </w:r>
           </w:p>
@@ -10516,8 +10629,6 @@
             </w:pPr>
             <w:r>
               <w:rPr>
-                <w:b/>
-                <w:bCs/>
                 <w:color w:val="0070C0"/>
                 <w:sz w:val="20"/>
                 <w:szCs w:val="20"/>
@@ -10526,163 +10637,64 @@
             </w:r>
             <w:r>
               <w:rPr>
-                <w:b/>
-                <w:bCs/>
                 <w:color w:val="0070C0"/>
                 <w:sz w:val="20"/>
                 <w:szCs w:val="20"/>
               </w:rPr>
               <w:br/>
-            </w:r>
-            <w:r>
-              <w:rPr>
-                <w:b/>
-                <w:bCs/>
-                <w:color w:val="0070C0"/>
-                <w:sz w:val="20"/>
-                <w:szCs w:val="20"/>
-              </w:rPr>
+              <w:t>/Pahang</w:t>
+            </w:r>
+            <w:r>
+              <w:rPr>
+                <w:color w:val="0070C0"/>
+                <w:sz w:val="20"/>
+                <w:szCs w:val="20"/>
+              </w:rPr>
+              <w:br/>
+              <w:t>/Sarawak</w:t>
+            </w:r>
+            <w:r>
+              <w:rPr>
+                <w:color w:val="0070C0"/>
+                <w:sz w:val="20"/>
+                <w:szCs w:val="20"/>
+              </w:rPr>
+              <w:br/>
               <w:t>/</w:t>
             </w:r>
             <w:r>
               <w:rPr>
-                <w:b/>
-                <w:bCs/>
-                <w:color w:val="0070C0"/>
-                <w:sz w:val="20"/>
-                <w:szCs w:val="20"/>
-              </w:rPr>
-              <w:t>Pahang</w:t>
-            </w:r>
-            <w:r>
-              <w:rPr>
-                <w:b/>
-                <w:bCs/>
+                <w:color w:val="0070C0"/>
+                <w:sz w:val="20"/>
+                <w:szCs w:val="20"/>
+              </w:rPr>
+              <w:t xml:space="preserve"> </w:t>
+            </w:r>
+            <w:r>
+              <w:rPr>
+                <w:color w:val="0070C0"/>
+                <w:sz w:val="20"/>
+                <w:szCs w:val="20"/>
+              </w:rPr>
+              <w:t>Negeri Sembilan</w:t>
+            </w:r>
+            <w:r>
+              <w:rPr>
                 <w:color w:val="0070C0"/>
                 <w:sz w:val="20"/>
                 <w:szCs w:val="20"/>
               </w:rPr>
               <w:br/>
-            </w:r>
-            <w:r>
-              <w:rPr>
-                <w:b/>
-                <w:bCs/>
-                <w:color w:val="0070C0"/>
-                <w:sz w:val="20"/>
-                <w:szCs w:val="20"/>
-              </w:rPr>
-              <w:t>/</w:t>
-            </w:r>
-            <w:r>
-              <w:rPr>
-                <w:b/>
-                <w:bCs/>
-                <w:color w:val="0070C0"/>
-                <w:sz w:val="20"/>
-                <w:szCs w:val="20"/>
-              </w:rPr>
-              <w:t>Sarawak</w:t>
-            </w:r>
-            <w:r>
-              <w:rPr>
-                <w:b/>
-                <w:bCs/>
+              <w:t>/Sabah</w:t>
+            </w:r>
+            <w:r>
+              <w:rPr>
                 <w:color w:val="0070C0"/>
                 <w:sz w:val="20"/>
                 <w:szCs w:val="20"/>
               </w:rPr>
               <w:br/>
-            </w:r>
-            <w:r>
-              <w:rPr>
-                <w:b/>
-                <w:bCs/>
-                <w:color w:val="0070C0"/>
-                <w:sz w:val="20"/>
-                <w:szCs w:val="20"/>
-              </w:rPr>
-              <w:t>/</w:t>
-            </w:r>
-            <w:r>
-              <w:rPr>
-                <w:b/>
-                <w:bCs/>
-                <w:color w:val="0070C0"/>
-                <w:sz w:val="20"/>
-                <w:szCs w:val="20"/>
-              </w:rPr>
-              <w:t>N</w:t>
-            </w:r>
-            <w:r>
-              <w:rPr>
-                <w:b/>
-                <w:bCs/>
-                <w:color w:val="0070C0"/>
-                <w:sz w:val="20"/>
-                <w:szCs w:val="20"/>
-              </w:rPr>
-              <w:t>9</w:t>
-            </w:r>
-            <w:r>
-              <w:rPr>
-                <w:b/>
-                <w:bCs/>
-                <w:color w:val="0070C0"/>
-                <w:sz w:val="20"/>
-                <w:szCs w:val="20"/>
-              </w:rPr>
-              <w:br/>
-            </w:r>
-            <w:r>
-              <w:rPr>
-                <w:b/>
-                <w:bCs/>
-                <w:color w:val="0070C0"/>
-                <w:sz w:val="20"/>
-                <w:szCs w:val="20"/>
-              </w:rPr>
-              <w:t>/</w:t>
-            </w:r>
-            <w:r>
-              <w:rPr>
-                <w:b/>
-                <w:bCs/>
-                <w:color w:val="0070C0"/>
-                <w:sz w:val="20"/>
-                <w:szCs w:val="20"/>
-              </w:rPr>
-              <w:t>Sabah</w:t>
-            </w:r>
-            <w:r>
-              <w:rPr>
-                <w:b/>
-                <w:bCs/>
-                <w:color w:val="0070C0"/>
-                <w:sz w:val="20"/>
-                <w:szCs w:val="20"/>
-              </w:rPr>
-              <w:br/>
-            </w:r>
-            <w:r>
-              <w:rPr>
-                <w:b/>
-                <w:bCs/>
-                <w:color w:val="0070C0"/>
-                <w:sz w:val="20"/>
-                <w:szCs w:val="20"/>
-              </w:rPr>
-              <w:t>/</w:t>
-            </w:r>
-            <w:r>
-              <w:rPr>
-                <w:b/>
-                <w:bCs/>
-                <w:color w:val="0070C0"/>
-                <w:sz w:val="20"/>
-                <w:szCs w:val="20"/>
-              </w:rPr>
-              <w:t>Kedah</w:t>
+              <w:t>/Kedah</w:t>
             </w:r>
           </w:p>
         </w:tc>
@@ -10705,7 +10717,15 @@
                 <w:sz w:val="20"/>
                 <w:szCs w:val="20"/>
               </w:rPr>
-              <w:t>Pengurusan</w:t>
+              <w:t>M</w:t>
+            </w:r>
+            <w:r>
+              <w:rPr>
+                <w:color w:val="0070C0"/>
+                <w:sz w:val="20"/>
+                <w:szCs w:val="20"/>
+              </w:rPr>
+              <w:t>anagement</w:t>
             </w:r>
           </w:p>
         </w:tc>
@@ -10776,7 +10796,7 @@
                 <w:sz w:val="20"/>
                 <w:szCs w:val="20"/>
               </w:rPr>
-              <w:t>N9</w:t>
+              <w:t>Negeri Sembilan</w:t>
             </w:r>
           </w:p>
         </w:tc>
@@ -10799,7 +10819,15 @@
                 <w:sz w:val="20"/>
                 <w:szCs w:val="20"/>
               </w:rPr>
-              <w:t>Pengurusan</w:t>
+              <w:t>M</w:t>
+            </w:r>
+            <w:r>
+              <w:rPr>
+                <w:color w:val="0070C0"/>
+                <w:sz w:val="20"/>
+                <w:szCs w:val="20"/>
+              </w:rPr>
+              <w:t>anagement</w:t>
             </w:r>
           </w:p>
         </w:tc>
@@ -10952,8 +10980,6 @@
             </w:pPr>
             <w:r>
               <w:rPr>
-                <w:b/>
-                <w:bCs/>
                 <w:color w:val="0070C0"/>
                 <w:sz w:val="20"/>
                 <w:szCs w:val="20"/>
@@ -10962,243 +10988,75 @@
             </w:r>
             <w:r>
               <w:rPr>
-                <w:b/>
-                <w:bCs/>
                 <w:color w:val="0070C0"/>
                 <w:sz w:val="20"/>
                 <w:szCs w:val="20"/>
               </w:rPr>
               <w:br/>
-            </w:r>
-            <w:r>
-              <w:rPr>
-                <w:b/>
-                <w:bCs/>
-                <w:color w:val="0070C0"/>
-                <w:sz w:val="20"/>
-                <w:szCs w:val="20"/>
-              </w:rPr>
-              <w:t>/</w:t>
-            </w:r>
-            <w:r>
-              <w:rPr>
-                <w:b/>
-                <w:bCs/>
-                <w:color w:val="0070C0"/>
-                <w:sz w:val="20"/>
-                <w:szCs w:val="20"/>
-              </w:rPr>
-              <w:t>Terengganu</w:t>
-            </w:r>
-            <w:r>
-              <w:rPr>
-                <w:b/>
-                <w:bCs/>
+              <w:t>/Terengganu</w:t>
+            </w:r>
+            <w:r>
+              <w:rPr>
                 <w:color w:val="0070C0"/>
                 <w:sz w:val="20"/>
                 <w:szCs w:val="20"/>
               </w:rPr>
               <w:br/>
-            </w:r>
-            <w:r>
-              <w:rPr>
-                <w:b/>
-                <w:bCs/>
-                <w:color w:val="0070C0"/>
-                <w:sz w:val="20"/>
-                <w:szCs w:val="20"/>
-              </w:rPr>
-              <w:t>/</w:t>
-            </w:r>
-            <w:r>
-              <w:rPr>
-                <w:b/>
-                <w:bCs/>
-                <w:color w:val="0070C0"/>
-                <w:sz w:val="20"/>
-                <w:szCs w:val="20"/>
-              </w:rPr>
-              <w:t>Pahang</w:t>
-            </w:r>
-            <w:r>
-              <w:rPr>
-                <w:b/>
-                <w:bCs/>
+              <w:t>/Pahang</w:t>
+            </w:r>
+            <w:r>
+              <w:rPr>
                 <w:color w:val="0070C0"/>
                 <w:sz w:val="20"/>
                 <w:szCs w:val="20"/>
               </w:rPr>
               <w:br/>
-            </w:r>
-            <w:r>
-              <w:rPr>
-                <w:b/>
-                <w:bCs/>
-                <w:color w:val="0070C0"/>
-                <w:sz w:val="20"/>
-                <w:szCs w:val="20"/>
-              </w:rPr>
-              <w:t>/</w:t>
-            </w:r>
-            <w:r>
-              <w:rPr>
-                <w:b/>
-                <w:bCs/>
-                <w:color w:val="0070C0"/>
-                <w:sz w:val="20"/>
-                <w:szCs w:val="20"/>
-              </w:rPr>
-              <w:t>Kelantan</w:t>
-            </w:r>
-            <w:r>
-              <w:rPr>
-                <w:b/>
-                <w:bCs/>
+              <w:t>/Kelantan</w:t>
+            </w:r>
+            <w:r>
+              <w:rPr>
                 <w:color w:val="0070C0"/>
                 <w:sz w:val="20"/>
                 <w:szCs w:val="20"/>
               </w:rPr>
               <w:br/>
-            </w:r>
-            <w:r>
-              <w:rPr>
-                <w:b/>
-                <w:bCs/>
-                <w:color w:val="0070C0"/>
-                <w:sz w:val="20"/>
-                <w:szCs w:val="20"/>
-              </w:rPr>
-              <w:t>/</w:t>
-            </w:r>
-            <w:r>
-              <w:rPr>
-                <w:b/>
-                <w:bCs/>
-                <w:color w:val="0070C0"/>
-                <w:sz w:val="20"/>
-                <w:szCs w:val="20"/>
-              </w:rPr>
-              <w:t>Sarawak</w:t>
-            </w:r>
-            <w:r>
-              <w:rPr>
-                <w:b/>
-                <w:bCs/>
+              <w:t>/Sarawak</w:t>
+            </w:r>
+            <w:r>
+              <w:rPr>
                 <w:color w:val="0070C0"/>
                 <w:sz w:val="20"/>
                 <w:szCs w:val="20"/>
               </w:rPr>
               <w:br/>
-            </w:r>
-            <w:r>
-              <w:rPr>
-                <w:b/>
-                <w:bCs/>
-                <w:color w:val="0070C0"/>
-                <w:sz w:val="20"/>
-                <w:szCs w:val="20"/>
-              </w:rPr>
-              <w:t>/</w:t>
-            </w:r>
-            <w:r>
-              <w:rPr>
-                <w:b/>
-                <w:bCs/>
-                <w:color w:val="0070C0"/>
-                <w:sz w:val="20"/>
-                <w:szCs w:val="20"/>
-              </w:rPr>
-              <w:t>Johor</w:t>
-            </w:r>
-            <w:r>
-              <w:rPr>
-                <w:b/>
-                <w:bCs/>
+              <w:t>/Johor</w:t>
+            </w:r>
+            <w:r>
+              <w:rPr>
                 <w:color w:val="0070C0"/>
                 <w:sz w:val="20"/>
                 <w:szCs w:val="20"/>
               </w:rPr>
               <w:br/>
-            </w:r>
-            <w:r>
-              <w:rPr>
-                <w:b/>
-                <w:bCs/>
-                <w:color w:val="0070C0"/>
-                <w:sz w:val="20"/>
-                <w:szCs w:val="20"/>
-              </w:rPr>
-              <w:t>/</w:t>
-            </w:r>
-            <w:r>
-              <w:rPr>
-                <w:b/>
-                <w:bCs/>
-                <w:color w:val="0070C0"/>
-                <w:sz w:val="20"/>
-                <w:szCs w:val="20"/>
-              </w:rPr>
-              <w:t>Perak</w:t>
-            </w:r>
-            <w:r>
-              <w:rPr>
-                <w:b/>
-                <w:bCs/>
+              <w:t>/Perak</w:t>
+            </w:r>
+            <w:r>
+              <w:rPr>
                 <w:color w:val="0070C0"/>
                 <w:sz w:val="20"/>
                 <w:szCs w:val="20"/>
               </w:rPr>
               <w:br/>
-            </w:r>
-            <w:r>
-              <w:rPr>
-                <w:b/>
-                <w:bCs/>
-                <w:color w:val="0070C0"/>
-                <w:sz w:val="20"/>
-                <w:szCs w:val="20"/>
-              </w:rPr>
-              <w:t>/</w:t>
-            </w:r>
-            <w:r>
-              <w:rPr>
-                <w:b/>
-                <w:bCs/>
-                <w:color w:val="0070C0"/>
-                <w:sz w:val="20"/>
-                <w:szCs w:val="20"/>
-              </w:rPr>
-              <w:t>Sabah</w:t>
-            </w:r>
-            <w:r>
-              <w:rPr>
-                <w:b/>
-                <w:bCs/>
+              <w:t>/Sabah</w:t>
+            </w:r>
+            <w:r>
+              <w:rPr>
                 <w:color w:val="0070C0"/>
                 <w:sz w:val="20"/>
                 <w:szCs w:val="20"/>
               </w:rPr>
               <w:br/>
-            </w:r>
-            <w:r>
-              <w:rPr>
-                <w:b/>
-                <w:bCs/>
-                <w:color w:val="0070C0"/>
-                <w:sz w:val="20"/>
-                <w:szCs w:val="20"/>
-              </w:rPr>
-              <w:t>/</w:t>
-            </w:r>
-            <w:r>
-              <w:rPr>
-                <w:b/>
-                <w:bCs/>
-                <w:color w:val="0070C0"/>
-                <w:sz w:val="20"/>
-                <w:szCs w:val="20"/>
-              </w:rPr>
-              <w:t>Kedah</w:t>
+              <w:t>/Kedah</w:t>
             </w:r>
           </w:p>
         </w:tc>
@@ -11538,8 +11396,6 @@
             </w:pPr>
             <w:r>
               <w:rPr>
-                <w:b/>
-                <w:bCs/>
                 <w:color w:val="0070C0"/>
                 <w:sz w:val="20"/>
                 <w:szCs w:val="20"/>
@@ -11548,123 +11404,39 @@
             </w:r>
             <w:r>
               <w:rPr>
-                <w:b/>
-                <w:bCs/>
                 <w:color w:val="0070C0"/>
                 <w:sz w:val="20"/>
                 <w:szCs w:val="20"/>
               </w:rPr>
               <w:br/>
-            </w:r>
-            <w:r>
-              <w:rPr>
-                <w:b/>
-                <w:bCs/>
-                <w:color w:val="0070C0"/>
-                <w:sz w:val="20"/>
-                <w:szCs w:val="20"/>
-              </w:rPr>
-              <w:t>/</w:t>
-            </w:r>
-            <w:r>
-              <w:rPr>
-                <w:b/>
-                <w:bCs/>
-                <w:color w:val="0070C0"/>
-                <w:sz w:val="20"/>
-                <w:szCs w:val="20"/>
-              </w:rPr>
-              <w:t>Pahang</w:t>
-            </w:r>
-            <w:r>
-              <w:rPr>
-                <w:b/>
-                <w:bCs/>
+              <w:t>/Pahang</w:t>
+            </w:r>
+            <w:r>
+              <w:rPr>
                 <w:color w:val="0070C0"/>
                 <w:sz w:val="20"/>
                 <w:szCs w:val="20"/>
               </w:rPr>
               <w:br/>
-            </w:r>
-            <w:r>
-              <w:rPr>
-                <w:b/>
-                <w:bCs/>
-                <w:color w:val="0070C0"/>
-                <w:sz w:val="20"/>
-                <w:szCs w:val="20"/>
-              </w:rPr>
-              <w:t>/</w:t>
-            </w:r>
-            <w:r>
-              <w:rPr>
-                <w:b/>
-                <w:bCs/>
-                <w:color w:val="0070C0"/>
-                <w:sz w:val="20"/>
-                <w:szCs w:val="20"/>
-              </w:rPr>
-              <w:t>Sarawak</w:t>
-            </w:r>
-            <w:r>
-              <w:rPr>
-                <w:b/>
-                <w:bCs/>
+              <w:t>/Sarawak</w:t>
+            </w:r>
+            <w:r>
+              <w:rPr>
                 <w:color w:val="0070C0"/>
                 <w:sz w:val="20"/>
                 <w:szCs w:val="20"/>
               </w:rPr>
               <w:br/>
-            </w:r>
-            <w:r>
-              <w:rPr>
-                <w:b/>
-                <w:bCs/>
-                <w:color w:val="0070C0"/>
-                <w:sz w:val="20"/>
-                <w:szCs w:val="20"/>
-              </w:rPr>
-              <w:t>/</w:t>
-            </w:r>
-            <w:r>
-              <w:rPr>
-                <w:b/>
-                <w:bCs/>
-                <w:color w:val="0070C0"/>
-                <w:sz w:val="20"/>
-                <w:szCs w:val="20"/>
-              </w:rPr>
-              <w:t>Perak</w:t>
-            </w:r>
-            <w:r>
-              <w:rPr>
-                <w:b/>
-                <w:bCs/>
+              <w:t>/Perak</w:t>
+            </w:r>
+            <w:r>
+              <w:rPr>
                 <w:color w:val="0070C0"/>
                 <w:sz w:val="20"/>
                 <w:szCs w:val="20"/>
               </w:rPr>
               <w:br/>
-            </w:r>
-            <w:r>
-              <w:rPr>
-                <w:b/>
-                <w:bCs/>
-                <w:color w:val="0070C0"/>
-                <w:sz w:val="20"/>
-                <w:szCs w:val="20"/>
-              </w:rPr>
-              <w:t>/</w:t>
-            </w:r>
-            <w:r>
-              <w:rPr>
-                <w:b/>
-                <w:bCs/>
-                <w:color w:val="0070C0"/>
-                <w:sz w:val="20"/>
-                <w:szCs w:val="20"/>
-              </w:rPr>
-              <w:t>Sabah</w:t>
+              <w:t>/Sabah</w:t>
             </w:r>
           </w:p>
         </w:tc>
@@ -11750,7 +11522,15 @@
                 <w:sz w:val="20"/>
                 <w:szCs w:val="20"/>
               </w:rPr>
-              <w:t>N9 / Perak</w:t>
+              <w:t>Negeri Sembilan</w:t>
+            </w:r>
+            <w:r>
+              <w:rPr>
+                <w:color w:val="0070C0"/>
+                <w:sz w:val="20"/>
+                <w:szCs w:val="20"/>
+              </w:rPr>
+              <w:t xml:space="preserve"> / Perak</w:t>
             </w:r>
           </w:p>
         </w:tc>
@@ -11918,8 +11698,6 @@
             </w:pPr>
             <w:r>
               <w:rPr>
-                <w:b/>
-                <w:bCs/>
                 <w:color w:val="0070C0"/>
                 <w:sz w:val="20"/>
                 <w:szCs w:val="20"/>
@@ -11928,68 +11706,24 @@
             </w:r>
             <w:r>
               <w:rPr>
-                <w:b/>
-                <w:bCs/>
                 <w:color w:val="0070C0"/>
                 <w:sz w:val="20"/>
                 <w:szCs w:val="20"/>
               </w:rPr>
               <w:br/>
-            </w:r>
-            <w:r>
-              <w:rPr>
-                <w:b/>
-                <w:bCs/>
-                <w:color w:val="0070C0"/>
-                <w:sz w:val="20"/>
-                <w:szCs w:val="20"/>
-              </w:rPr>
-              <w:t>/</w:t>
-            </w:r>
-            <w:r>
-              <w:rPr>
-                <w:b/>
-                <w:bCs/>
-                <w:color w:val="0070C0"/>
-                <w:sz w:val="20"/>
-                <w:szCs w:val="20"/>
-              </w:rPr>
-              <w:t>Melaka</w:t>
-            </w:r>
-            <w:r>
-              <w:rPr>
-                <w:b/>
-                <w:bCs/>
+              <w:t>/Melaka</w:t>
+            </w:r>
+            <w:r>
+              <w:rPr>
                 <w:color w:val="0070C0"/>
                 <w:sz w:val="20"/>
                 <w:szCs w:val="20"/>
               </w:rPr>
               <w:br/>
-            </w:r>
-            <w:r>
-              <w:rPr>
-                <w:b/>
-                <w:bCs/>
-                <w:color w:val="0070C0"/>
-                <w:sz w:val="20"/>
-                <w:szCs w:val="20"/>
-              </w:rPr>
-              <w:t>/</w:t>
-            </w:r>
-            <w:r>
-              <w:rPr>
-                <w:b/>
-                <w:bCs/>
-                <w:color w:val="0070C0"/>
-                <w:sz w:val="20"/>
-                <w:szCs w:val="20"/>
-              </w:rPr>
-              <w:t>Terengganu</w:t>
-            </w:r>
-            <w:r>
-              <w:rPr>
-                <w:b/>
-                <w:bCs/>
+              <w:t>/Terengganu</w:t>
+            </w:r>
+            <w:r>
+              <w:rPr>
                 <w:color w:val="0070C0"/>
                 <w:sz w:val="20"/>
                 <w:szCs w:val="20"/>
@@ -11998,203 +11732,66 @@
             </w:r>
             <w:r>
               <w:rPr>
-                <w:b/>
-                <w:bCs/>
-                <w:color w:val="0070C0"/>
-                <w:sz w:val="20"/>
-                <w:szCs w:val="20"/>
-              </w:rPr>
-              <w:t>/</w:t>
-            </w:r>
-            <w:r>
-              <w:rPr>
-                <w:b/>
-                <w:bCs/>
-                <w:color w:val="0070C0"/>
-                <w:sz w:val="20"/>
-                <w:szCs w:val="20"/>
-              </w:rPr>
-              <w:t>Kelantan</w:t>
-            </w:r>
-            <w:r>
-              <w:rPr>
-                <w:b/>
-                <w:bCs/>
+                <w:color w:val="0070C0"/>
+                <w:sz w:val="20"/>
+                <w:szCs w:val="20"/>
+              </w:rPr>
+              <w:lastRenderedPageBreak/>
+              <w:t>/Kelantan</w:t>
+            </w:r>
+            <w:r>
+              <w:rPr>
                 <w:color w:val="0070C0"/>
                 <w:sz w:val="20"/>
                 <w:szCs w:val="20"/>
               </w:rPr>
               <w:br/>
-            </w:r>
-            <w:r>
-              <w:rPr>
-                <w:b/>
-                <w:bCs/>
-                <w:color w:val="0070C0"/>
-                <w:sz w:val="20"/>
-                <w:szCs w:val="20"/>
-              </w:rPr>
-              <w:t>/</w:t>
-            </w:r>
-            <w:r>
-              <w:rPr>
-                <w:b/>
-                <w:bCs/>
-                <w:color w:val="0070C0"/>
-                <w:sz w:val="20"/>
-                <w:szCs w:val="20"/>
-              </w:rPr>
-              <w:t>Pahang</w:t>
-            </w:r>
-            <w:r>
-              <w:rPr>
-                <w:b/>
-                <w:bCs/>
+              <w:t>/Pahang</w:t>
+            </w:r>
+            <w:r>
+              <w:rPr>
                 <w:color w:val="0070C0"/>
                 <w:sz w:val="20"/>
                 <w:szCs w:val="20"/>
               </w:rPr>
               <w:br/>
-            </w:r>
-            <w:r>
-              <w:rPr>
-                <w:b/>
-                <w:bCs/>
-                <w:color w:val="0070C0"/>
-                <w:sz w:val="20"/>
-                <w:szCs w:val="20"/>
-              </w:rPr>
-              <w:t>/</w:t>
-            </w:r>
-            <w:r>
-              <w:rPr>
-                <w:b/>
-                <w:bCs/>
-                <w:color w:val="0070C0"/>
-                <w:sz w:val="20"/>
-                <w:szCs w:val="20"/>
-              </w:rPr>
-              <w:t>Sarawak</w:t>
-            </w:r>
-            <w:r>
-              <w:rPr>
-                <w:b/>
-                <w:bCs/>
+              <w:t>/Sarawak</w:t>
+            </w:r>
+            <w:r>
+              <w:rPr>
                 <w:color w:val="0070C0"/>
                 <w:sz w:val="20"/>
                 <w:szCs w:val="20"/>
               </w:rPr>
               <w:br/>
-            </w:r>
-            <w:r>
-              <w:rPr>
-                <w:b/>
-                <w:bCs/>
-                <w:color w:val="0070C0"/>
-                <w:sz w:val="20"/>
-                <w:szCs w:val="20"/>
-              </w:rPr>
-              <w:t>/</w:t>
-            </w:r>
-            <w:r>
-              <w:rPr>
-                <w:b/>
-                <w:bCs/>
-                <w:color w:val="0070C0"/>
-                <w:sz w:val="20"/>
-                <w:szCs w:val="20"/>
-              </w:rPr>
-              <w:t>Johor</w:t>
-            </w:r>
-            <w:r>
-              <w:rPr>
-                <w:b/>
-                <w:bCs/>
+              <w:t>/Johor</w:t>
+            </w:r>
+            <w:r>
+              <w:rPr>
                 <w:color w:val="0070C0"/>
                 <w:sz w:val="20"/>
                 <w:szCs w:val="20"/>
               </w:rPr>
               <w:br/>
-            </w:r>
-            <w:r>
-              <w:rPr>
-                <w:b/>
-                <w:bCs/>
-                <w:color w:val="0070C0"/>
-                <w:sz w:val="20"/>
-                <w:szCs w:val="20"/>
-              </w:rPr>
-              <w:t>/</w:t>
-            </w:r>
-            <w:r>
-              <w:rPr>
-                <w:b/>
-                <w:bCs/>
-                <w:color w:val="0070C0"/>
-                <w:sz w:val="20"/>
-                <w:szCs w:val="20"/>
-              </w:rPr>
-              <w:t>Perak</w:t>
-            </w:r>
-            <w:r>
-              <w:rPr>
-                <w:b/>
-                <w:bCs/>
+              <w:t>/Perak</w:t>
+            </w:r>
+            <w:r>
+              <w:rPr>
                 <w:color w:val="0070C0"/>
                 <w:sz w:val="20"/>
                 <w:szCs w:val="20"/>
               </w:rPr>
               <w:br/>
-            </w:r>
-            <w:r>
-              <w:rPr>
-                <w:b/>
-                <w:bCs/>
-                <w:color w:val="0070C0"/>
-                <w:sz w:val="20"/>
-                <w:szCs w:val="20"/>
-              </w:rPr>
-              <w:t>/</w:t>
-            </w:r>
-            <w:r>
-              <w:rPr>
-                <w:b/>
-                <w:bCs/>
-                <w:color w:val="0070C0"/>
-                <w:sz w:val="20"/>
-                <w:szCs w:val="20"/>
-              </w:rPr>
-              <w:t>Sabah</w:t>
-            </w:r>
-            <w:r>
-              <w:rPr>
-                <w:b/>
-                <w:bCs/>
+              <w:t>/Sabah</w:t>
+            </w:r>
+            <w:r>
+              <w:rPr>
                 <w:color w:val="0070C0"/>
                 <w:sz w:val="20"/>
                 <w:szCs w:val="20"/>
               </w:rPr>
               <w:br/>
-            </w:r>
-            <w:r>
-              <w:rPr>
-                <w:b/>
-                <w:bCs/>
-                <w:color w:val="0070C0"/>
-                <w:sz w:val="20"/>
-                <w:szCs w:val="20"/>
-              </w:rPr>
-              <w:t>/</w:t>
-            </w:r>
-            <w:r>
-              <w:rPr>
-                <w:b/>
-                <w:bCs/>
-                <w:color w:val="0070C0"/>
-                <w:sz w:val="20"/>
-                <w:szCs w:val="20"/>
-              </w:rPr>
-              <w:t>Kedah</w:t>
+              <w:t>/Kedah</w:t>
             </w:r>
           </w:p>
         </w:tc>
@@ -12217,7 +11814,8 @@
                 <w:sz w:val="20"/>
                 <w:szCs w:val="20"/>
               </w:rPr>
-              <w:t>Sains Komputer</w:t>
+              <w:lastRenderedPageBreak/>
+              <w:t>Computer Science</w:t>
             </w:r>
           </w:p>
         </w:tc>
@@ -12284,8 +11882,6 @@
             </w:pPr>
             <w:r>
               <w:rPr>
-                <w:b/>
-                <w:bCs/>
                 <w:color w:val="0070C0"/>
                 <w:sz w:val="20"/>
                 <w:szCs w:val="20"/>
@@ -12294,93 +11890,30 @@
             </w:r>
             <w:r>
               <w:rPr>
-                <w:b/>
-                <w:bCs/>
                 <w:color w:val="0070C0"/>
                 <w:sz w:val="20"/>
                 <w:szCs w:val="20"/>
               </w:rPr>
               <w:br/>
-            </w:r>
-            <w:r>
-              <w:rPr>
-                <w:b/>
-                <w:bCs/>
-                <w:color w:val="0070C0"/>
-                <w:sz w:val="20"/>
-                <w:szCs w:val="20"/>
-              </w:rPr>
-              <w:t>/</w:t>
-            </w:r>
-            <w:r>
-              <w:rPr>
-                <w:b/>
-                <w:bCs/>
-                <w:color w:val="0070C0"/>
-                <w:sz w:val="20"/>
-                <w:szCs w:val="20"/>
-              </w:rPr>
-              <w:t>Kelantan</w:t>
-            </w:r>
-            <w:r>
-              <w:rPr>
-                <w:b/>
-                <w:bCs/>
+              <w:t>/Kelantan</w:t>
+            </w:r>
+            <w:r>
+              <w:rPr>
                 <w:color w:val="0070C0"/>
                 <w:sz w:val="20"/>
                 <w:szCs w:val="20"/>
               </w:rPr>
               <w:br/>
-            </w:r>
-            <w:r>
-              <w:rPr>
-                <w:b/>
-                <w:bCs/>
-                <w:color w:val="0070C0"/>
-                <w:sz w:val="20"/>
-                <w:szCs w:val="20"/>
-              </w:rPr>
-              <w:t>/</w:t>
-            </w:r>
-            <w:r>
-              <w:rPr>
-                <w:b/>
-                <w:bCs/>
-                <w:color w:val="0070C0"/>
-                <w:sz w:val="20"/>
-                <w:szCs w:val="20"/>
-              </w:rPr>
-              <w:t>Johor</w:t>
-            </w:r>
-            <w:r>
-              <w:rPr>
-                <w:b/>
-                <w:bCs/>
+              <w:t>/Johor</w:t>
+            </w:r>
+            <w:r>
+              <w:rPr>
                 <w:color w:val="0070C0"/>
                 <w:sz w:val="20"/>
                 <w:szCs w:val="20"/>
               </w:rPr>
               <w:br/>
-            </w:r>
-            <w:r>
-              <w:rPr>
-                <w:b/>
-                <w:bCs/>
-                <w:color w:val="0070C0"/>
-                <w:sz w:val="20"/>
-                <w:szCs w:val="20"/>
-              </w:rPr>
-              <w:t>/</w:t>
-            </w:r>
-            <w:r>
-              <w:rPr>
-                <w:b/>
-                <w:bCs/>
-                <w:color w:val="0070C0"/>
-                <w:sz w:val="20"/>
-                <w:szCs w:val="20"/>
-              </w:rPr>
-              <w:t>Perak</w:t>
+              <w:t>/Perak</w:t>
             </w:r>
           </w:p>
         </w:tc>
@@ -12403,7 +11936,15 @@
                 <w:sz w:val="20"/>
                 <w:szCs w:val="20"/>
               </w:rPr>
-              <w:t>Matematik</w:t>
+              <w:t>M</w:t>
+            </w:r>
+            <w:r>
+              <w:rPr>
+                <w:color w:val="0070C0"/>
+                <w:sz w:val="20"/>
+                <w:szCs w:val="20"/>
+              </w:rPr>
+              <w:t>athematics</w:t>
             </w:r>
           </w:p>
         </w:tc>
@@ -12552,7 +12093,23 @@
                 <w:sz w:val="20"/>
                 <w:szCs w:val="20"/>
               </w:rPr>
-              <w:t>Ter / P.P</w:t>
+              <w:t>Terengganu</w:t>
+            </w:r>
+            <w:r>
+              <w:rPr>
+                <w:color w:val="0070C0"/>
+                <w:sz w:val="20"/>
+                <w:szCs w:val="20"/>
+              </w:rPr>
+              <w:t xml:space="preserve"> / </w:t>
+            </w:r>
+            <w:r>
+              <w:rPr>
+                <w:color w:val="0070C0"/>
+                <w:sz w:val="20"/>
+                <w:szCs w:val="20"/>
+              </w:rPr>
+              <w:t>Pulau Pinang</w:t>
             </w:r>
           </w:p>
         </w:tc>
@@ -12880,7 +12437,7 @@
                 <w:sz w:val="20"/>
                 <w:szCs w:val="20"/>
               </w:rPr>
-              <w:t>P.P</w:t>
+              <w:t>Pulau Pinang</w:t>
             </w:r>
           </w:p>
         </w:tc>
@@ -13067,7 +12624,15 @@
                 <w:sz w:val="20"/>
                 <w:szCs w:val="20"/>
               </w:rPr>
-              <w:t>Seni Bina</w:t>
+              <w:t>A</w:t>
+            </w:r>
+            <w:r>
+              <w:rPr>
+                <w:color w:val="0070C0"/>
+                <w:sz w:val="20"/>
+                <w:szCs w:val="20"/>
+              </w:rPr>
+              <w:t>rchitecture</w:t>
             </w:r>
           </w:p>
         </w:tc>
@@ -13186,7 +12751,6 @@
                 <w:sz w:val="20"/>
                 <w:szCs w:val="20"/>
               </w:rPr>
-              <w:lastRenderedPageBreak/>
               <w:t>STATISTIK</w:t>
             </w:r>
           </w:p>
@@ -13233,7 +12797,23 @@
                 <w:sz w:val="20"/>
                 <w:szCs w:val="20"/>
               </w:rPr>
-              <w:t>Kel / Pah / Perak</w:t>
+              <w:t xml:space="preserve">Kel / </w:t>
+            </w:r>
+            <w:r>
+              <w:rPr>
+                <w:color w:val="0070C0"/>
+                <w:sz w:val="20"/>
+                <w:szCs w:val="20"/>
+              </w:rPr>
+              <w:t>Pahang</w:t>
+            </w:r>
+            <w:r>
+              <w:rPr>
+                <w:color w:val="0070C0"/>
+                <w:sz w:val="20"/>
+                <w:szCs w:val="20"/>
+              </w:rPr>
+              <w:t xml:space="preserve"> / Perak</w:t>
             </w:r>
           </w:p>
         </w:tc>
@@ -14179,7 +13759,15 @@
                 <w:sz w:val="20"/>
                 <w:szCs w:val="20"/>
               </w:rPr>
-              <w:t>N9 / Sar</w:t>
+              <w:t>Negeri Sembilan</w:t>
+            </w:r>
+            <w:r>
+              <w:rPr>
+                <w:color w:val="0070C0"/>
+                <w:sz w:val="20"/>
+                <w:szCs w:val="20"/>
+              </w:rPr>
+              <w:t xml:space="preserve"> / Sar</w:t>
             </w:r>
           </w:p>
         </w:tc>
@@ -14265,7 +13853,7 @@
                 <w:sz w:val="20"/>
                 <w:szCs w:val="20"/>
               </w:rPr>
-              <w:t>P.P</w:t>
+              <w:t>Pulau Pinang</w:t>
             </w:r>
           </w:p>
         </w:tc>
@@ -14288,7 +13876,7 @@
                 <w:sz w:val="20"/>
                 <w:szCs w:val="20"/>
               </w:rPr>
-              <w:t>Medicine</w:t>
+              <w:t>Medical</w:t>
             </w:r>
           </w:p>
         </w:tc>
@@ -14359,7 +13947,7 @@
                 <w:sz w:val="20"/>
                 <w:szCs w:val="20"/>
               </w:rPr>
-              <w:t>Sar</w:t>
+              <w:t>Sarawak</w:t>
             </w:r>
           </w:p>
         </w:tc>
@@ -14632,7 +14220,15 @@
                 <w:sz w:val="20"/>
                 <w:szCs w:val="20"/>
               </w:rPr>
-              <w:t>Seni bina</w:t>
+              <w:t>A</w:t>
+            </w:r>
+            <w:r>
+              <w:rPr>
+                <w:color w:val="0070C0"/>
+                <w:sz w:val="20"/>
+                <w:szCs w:val="20"/>
+              </w:rPr>
+              <w:t>rchitecture</w:t>
             </w:r>
           </w:p>
         </w:tc>
@@ -14859,7 +14455,7 @@
                 <w:sz w:val="20"/>
                 <w:szCs w:val="20"/>
               </w:rPr>
-              <w:t>N9</w:t>
+              <w:t>Negeri Sembilan</w:t>
             </w:r>
           </w:p>
         </w:tc>
@@ -14899,6 +14495,7 @@
                 <w:sz w:val="20"/>
                 <w:szCs w:val="20"/>
               </w:rPr>
+              <w:lastRenderedPageBreak/>
               <w:t>UKUR BAHAN</w:t>
             </w:r>
           </w:p>
@@ -14945,7 +14542,15 @@
                 <w:sz w:val="20"/>
                 <w:szCs w:val="20"/>
               </w:rPr>
-              <w:t>Sar / Perak</w:t>
+              <w:t>Sarawak</w:t>
+            </w:r>
+            <w:r>
+              <w:rPr>
+                <w:color w:val="0070C0"/>
+                <w:sz w:val="20"/>
+                <w:szCs w:val="20"/>
+              </w:rPr>
+              <w:t xml:space="preserve"> / Perak</w:t>
             </w:r>
           </w:p>
         </w:tc>
@@ -14968,7 +14573,15 @@
                 <w:sz w:val="20"/>
                 <w:szCs w:val="20"/>
               </w:rPr>
-              <w:t>Kejuruteraan</w:t>
+              <w:t>E</w:t>
+            </w:r>
+            <w:r>
+              <w:rPr>
+                <w:color w:val="0070C0"/>
+                <w:sz w:val="20"/>
+                <w:szCs w:val="20"/>
+              </w:rPr>
+              <w:t>ngineering</w:t>
             </w:r>
           </w:p>
         </w:tc>
@@ -15239,6 +14852,14 @@
               </w:rPr>
               <w:t>Ter</w:t>
             </w:r>
+            <w:r>
+              <w:rPr>
+                <w:color w:val="0070C0"/>
+                <w:sz w:val="20"/>
+                <w:szCs w:val="20"/>
+              </w:rPr>
+              <w:t>engganu</w:t>
+            </w:r>
           </w:p>
         </w:tc>
         <w:tc>
@@ -15406,7 +15027,7 @@
                 <w:sz w:val="20"/>
                 <w:szCs w:val="20"/>
               </w:rPr>
-              <w:t>Ter</w:t>
+              <w:t>Terengganu</w:t>
             </w:r>
           </w:p>
         </w:tc>
@@ -15618,6 +15239,14 @@
               </w:rPr>
               <w:t>Sab</w:t>
             </w:r>
+            <w:r>
+              <w:rPr>
+                <w:color w:val="0070C0"/>
+                <w:sz w:val="20"/>
+                <w:szCs w:val="20"/>
+              </w:rPr>
+              <w:t>ah</w:t>
+            </w:r>
           </w:p>
         </w:tc>
         <w:tc>
@@ -15696,6 +15325,14 @@
                 <w:szCs w:val="20"/>
               </w:rPr>
             </w:pPr>
+            <w:r>
+              <w:rPr>
+                <w:color w:val="0070C0"/>
+                <w:sz w:val="20"/>
+                <w:szCs w:val="20"/>
+              </w:rPr>
+              <w:t>Sabah</w:t>
+            </w:r>
           </w:p>
         </w:tc>
         <w:tc>
@@ -15717,7 +15354,31 @@
                 <w:sz w:val="20"/>
                 <w:szCs w:val="20"/>
               </w:rPr>
-              <w:t>IT</w:t>
+              <w:t>I</w:t>
+            </w:r>
+            <w:r>
+              <w:rPr>
+                <w:color w:val="0070C0"/>
+                <w:sz w:val="20"/>
+                <w:szCs w:val="20"/>
+              </w:rPr>
+              <w:t xml:space="preserve">nformation </w:t>
+            </w:r>
+            <w:r>
+              <w:rPr>
+                <w:color w:val="0070C0"/>
+                <w:sz w:val="20"/>
+                <w:szCs w:val="20"/>
+              </w:rPr>
+              <w:t>T</w:t>
+            </w:r>
+            <w:r>
+              <w:rPr>
+                <w:color w:val="0070C0"/>
+                <w:sz w:val="20"/>
+                <w:szCs w:val="20"/>
+              </w:rPr>
+              <w:t>echnology</w:t>
             </w:r>
           </w:p>
         </w:tc>
@@ -15782,6 +15443,14 @@
                 <w:szCs w:val="20"/>
               </w:rPr>
             </w:pPr>
+            <w:r>
+              <w:rPr>
+                <w:color w:val="0070C0"/>
+                <w:sz w:val="20"/>
+                <w:szCs w:val="20"/>
+              </w:rPr>
+              <w:t>Sabah</w:t>
+            </w:r>
           </w:p>
         </w:tc>
         <w:tc>
@@ -15860,6 +15529,14 @@
                 <w:szCs w:val="20"/>
               </w:rPr>
             </w:pPr>
+            <w:r>
+              <w:rPr>
+                <w:color w:val="0070C0"/>
+                <w:sz w:val="20"/>
+                <w:szCs w:val="20"/>
+              </w:rPr>
+              <w:t>Sabah</w:t>
+            </w:r>
           </w:p>
         </w:tc>
         <w:tc>
@@ -16041,6 +15718,14 @@
               </w:rPr>
               <w:t>Sab</w:t>
             </w:r>
+            <w:r>
+              <w:rPr>
+                <w:color w:val="0070C0"/>
+                <w:sz w:val="20"/>
+                <w:szCs w:val="20"/>
+              </w:rPr>
+              <w:t>ah</w:t>
+            </w:r>
           </w:p>
         </w:tc>
         <w:tc>
@@ -16062,7 +15747,15 @@
                 <w:sz w:val="20"/>
                 <w:szCs w:val="20"/>
               </w:rPr>
-              <w:t>Kejuruteraan</w:t>
+              <w:t>E</w:t>
+            </w:r>
+            <w:r>
+              <w:rPr>
+                <w:color w:val="0070C0"/>
+                <w:sz w:val="20"/>
+                <w:szCs w:val="20"/>
+              </w:rPr>
+              <w:t>ngineering</w:t>
             </w:r>
           </w:p>
         </w:tc>
@@ -16257,7 +15950,7 @@
                 <w:sz w:val="20"/>
                 <w:szCs w:val="20"/>
               </w:rPr>
-              <w:t>Pah</w:t>
+              <w:t>Pahang</w:t>
             </w:r>
           </w:p>
         </w:tc>
@@ -16280,7 +15973,7 @@
                 <w:sz w:val="20"/>
                 <w:szCs w:val="20"/>
               </w:rPr>
-              <w:t>Sains Komputer</w:t>
+              <w:t>Computer Science</w:t>
             </w:r>
           </w:p>
         </w:tc>
@@ -16345,6 +16038,14 @@
                 <w:szCs w:val="20"/>
               </w:rPr>
             </w:pPr>
+            <w:r>
+              <w:rPr>
+                <w:color w:val="0070C0"/>
+                <w:sz w:val="20"/>
+                <w:szCs w:val="20"/>
+              </w:rPr>
+              <w:t>Pahang</w:t>
+            </w:r>
           </w:p>
         </w:tc>
         <w:tc>
@@ -16366,7 +16067,15 @@
                 <w:sz w:val="20"/>
                 <w:szCs w:val="20"/>
               </w:rPr>
-              <w:t>Kejuruteraan</w:t>
+              <w:t>E</w:t>
+            </w:r>
+            <w:r>
+              <w:rPr>
+                <w:color w:val="0070C0"/>
+                <w:sz w:val="20"/>
+                <w:szCs w:val="20"/>
+              </w:rPr>
+              <w:t>ngineering</w:t>
             </w:r>
           </w:p>
         </w:tc>
@@ -16431,6 +16140,14 @@
                 <w:szCs w:val="20"/>
               </w:rPr>
             </w:pPr>
+            <w:r>
+              <w:rPr>
+                <w:color w:val="0070C0"/>
+                <w:sz w:val="20"/>
+                <w:szCs w:val="20"/>
+              </w:rPr>
+              <w:t>Pahang</w:t>
+            </w:r>
           </w:p>
         </w:tc>
         <w:tc>
@@ -16452,7 +16169,15 @@
                 <w:sz w:val="20"/>
                 <w:szCs w:val="20"/>
               </w:rPr>
-              <w:t>Kejuruteraan</w:t>
+              <w:t>E</w:t>
+            </w:r>
+            <w:r>
+              <w:rPr>
+                <w:color w:val="0070C0"/>
+                <w:sz w:val="20"/>
+                <w:szCs w:val="20"/>
+              </w:rPr>
+              <w:t>ngineering</w:t>
             </w:r>
           </w:p>
         </w:tc>
@@ -16517,6 +16242,14 @@
                 <w:szCs w:val="20"/>
               </w:rPr>
             </w:pPr>
+            <w:r>
+              <w:rPr>
+                <w:color w:val="0070C0"/>
+                <w:sz w:val="20"/>
+                <w:szCs w:val="20"/>
+              </w:rPr>
+              <w:t>Pahang</w:t>
+            </w:r>
           </w:p>
         </w:tc>
         <w:tc>
@@ -16538,7 +16271,15 @@
                 <w:sz w:val="20"/>
                 <w:szCs w:val="20"/>
               </w:rPr>
-              <w:t>Kejuruteraan</w:t>
+              <w:t>E</w:t>
+            </w:r>
+            <w:r>
+              <w:rPr>
+                <w:color w:val="0070C0"/>
+                <w:sz w:val="20"/>
+                <w:szCs w:val="20"/>
+              </w:rPr>
+              <w:t>ngineering</w:t>
             </w:r>
           </w:p>
         </w:tc>
@@ -16603,6 +16344,14 @@
                 <w:szCs w:val="20"/>
               </w:rPr>
             </w:pPr>
+            <w:r>
+              <w:rPr>
+                <w:color w:val="0070C0"/>
+                <w:sz w:val="20"/>
+                <w:szCs w:val="20"/>
+              </w:rPr>
+              <w:t>Pahang</w:t>
+            </w:r>
           </w:p>
         </w:tc>
         <w:tc>
@@ -16624,7 +16373,15 @@
                 <w:sz w:val="20"/>
                 <w:szCs w:val="20"/>
               </w:rPr>
-              <w:t>Kejuruteraan</w:t>
+              <w:t>E</w:t>
+            </w:r>
+            <w:r>
+              <w:rPr>
+                <w:color w:val="0070C0"/>
+                <w:sz w:val="20"/>
+                <w:szCs w:val="20"/>
+              </w:rPr>
+              <w:t>ngineering</w:t>
             </w:r>
           </w:p>
         </w:tc>
@@ -16689,6 +16446,14 @@
                 <w:szCs w:val="20"/>
               </w:rPr>
             </w:pPr>
+            <w:r>
+              <w:rPr>
+                <w:color w:val="0070C0"/>
+                <w:sz w:val="20"/>
+                <w:szCs w:val="20"/>
+              </w:rPr>
+              <w:t>Pahang</w:t>
+            </w:r>
           </w:p>
         </w:tc>
         <w:tc>
@@ -16710,7 +16475,15 @@
                 <w:sz w:val="20"/>
                 <w:szCs w:val="20"/>
               </w:rPr>
-              <w:t>Kejuruteraan</w:t>
+              <w:t>E</w:t>
+            </w:r>
+            <w:r>
+              <w:rPr>
+                <w:color w:val="0070C0"/>
+                <w:sz w:val="20"/>
+                <w:szCs w:val="20"/>
+              </w:rPr>
+              <w:t>ngineering</w:t>
             </w:r>
           </w:p>
         </w:tc>
@@ -16775,6 +16548,14 @@
                 <w:szCs w:val="20"/>
               </w:rPr>
             </w:pPr>
+            <w:r>
+              <w:rPr>
+                <w:color w:val="0070C0"/>
+                <w:sz w:val="20"/>
+                <w:szCs w:val="20"/>
+              </w:rPr>
+              <w:t>Pahang</w:t>
+            </w:r>
           </w:p>
         </w:tc>
         <w:tc>
@@ -16853,6 +16634,14 @@
                 <w:szCs w:val="20"/>
               </w:rPr>
             </w:pPr>
+            <w:r>
+              <w:rPr>
+                <w:color w:val="0070C0"/>
+                <w:sz w:val="20"/>
+                <w:szCs w:val="20"/>
+              </w:rPr>
+              <w:t>Pahang</w:t>
+            </w:r>
           </w:p>
         </w:tc>
         <w:tc>
@@ -17357,6 +17146,14 @@
                 <w:szCs w:val="20"/>
               </w:rPr>
             </w:pPr>
+            <w:r>
+              <w:rPr>
+                <w:color w:val="0070C0"/>
+                <w:sz w:val="20"/>
+                <w:szCs w:val="20"/>
+              </w:rPr>
+              <w:t>Kelantan</w:t>
+            </w:r>
           </w:p>
         </w:tc>
         <w:tc>
@@ -17435,6 +17232,14 @@
                 <w:szCs w:val="20"/>
               </w:rPr>
             </w:pPr>
+            <w:r>
+              <w:rPr>
+                <w:color w:val="0070C0"/>
+                <w:sz w:val="20"/>
+                <w:szCs w:val="20"/>
+              </w:rPr>
+              <w:t>Kelantan</w:t>
+            </w:r>
           </w:p>
         </w:tc>
         <w:tc>
@@ -17658,7 +17463,7 @@
                 <w:sz w:val="20"/>
                 <w:szCs w:val="20"/>
               </w:rPr>
-              <w:t>KL</w:t>
+              <w:t>Kuala Lumpur</w:t>
             </w:r>
           </w:p>
         </w:tc>
@@ -17738,6 +17543,14 @@
                 <w:szCs w:val="20"/>
               </w:rPr>
             </w:pPr>
+            <w:r>
+              <w:rPr>
+                <w:color w:val="0070C0"/>
+                <w:sz w:val="20"/>
+                <w:szCs w:val="20"/>
+              </w:rPr>
+              <w:t>Kuala Lumpur</w:t>
+            </w:r>
           </w:p>
         </w:tc>
         <w:tc>
@@ -17759,7 +17572,7 @@
                 <w:sz w:val="20"/>
                 <w:szCs w:val="20"/>
               </w:rPr>
-              <w:t>Pengajian Islam</w:t>
+              <w:t>Islamic studies</w:t>
             </w:r>
           </w:p>
         </w:tc>
@@ -17784,6 +17597,7 @@
                 <w:sz w:val="20"/>
                 <w:szCs w:val="20"/>
               </w:rPr>
+              <w:lastRenderedPageBreak/>
               <w:t>PENGAJIAN ISLAM</w:t>
             </w:r>
           </w:p>
@@ -17824,6 +17638,14 @@
                 <w:szCs w:val="20"/>
               </w:rPr>
             </w:pPr>
+            <w:r>
+              <w:rPr>
+                <w:color w:val="0070C0"/>
+                <w:sz w:val="20"/>
+                <w:szCs w:val="20"/>
+              </w:rPr>
+              <w:t>Kuala Lumpur</w:t>
+            </w:r>
           </w:p>
         </w:tc>
         <w:tc>
@@ -17845,7 +17667,7 @@
                 <w:sz w:val="20"/>
                 <w:szCs w:val="20"/>
               </w:rPr>
-              <w:t>Pengajian Islam</w:t>
+              <w:t>Islamic studies</w:t>
             </w:r>
           </w:p>
         </w:tc>
@@ -17910,6 +17732,14 @@
                 <w:szCs w:val="20"/>
               </w:rPr>
             </w:pPr>
+            <w:r>
+              <w:rPr>
+                <w:color w:val="0070C0"/>
+                <w:sz w:val="20"/>
+                <w:szCs w:val="20"/>
+              </w:rPr>
+              <w:t>Kuala Lumpur</w:t>
+            </w:r>
           </w:p>
         </w:tc>
         <w:tc>
@@ -17931,7 +17761,7 @@
                 <w:sz w:val="20"/>
                 <w:szCs w:val="20"/>
               </w:rPr>
-              <w:t>Medicine</w:t>
+              <w:t>Medical</w:t>
             </w:r>
           </w:p>
         </w:tc>
@@ -17996,6 +17826,14 @@
                 <w:szCs w:val="20"/>
               </w:rPr>
             </w:pPr>
+            <w:r>
+              <w:rPr>
+                <w:color w:val="0070C0"/>
+                <w:sz w:val="20"/>
+                <w:szCs w:val="20"/>
+              </w:rPr>
+              <w:t>Kuala Lumpur</w:t>
+            </w:r>
           </w:p>
         </w:tc>
         <w:tc>
@@ -18017,7 +17855,15 @@
                 <w:sz w:val="20"/>
                 <w:szCs w:val="20"/>
               </w:rPr>
-              <w:t>Kejuruteraan</w:t>
+              <w:t>E</w:t>
+            </w:r>
+            <w:r>
+              <w:rPr>
+                <w:color w:val="0070C0"/>
+                <w:sz w:val="20"/>
+                <w:szCs w:val="20"/>
+              </w:rPr>
+              <w:t>ngineering</w:t>
             </w:r>
           </w:p>
         </w:tc>
@@ -18412,6 +18258,14 @@
               </w:rPr>
               <w:t>Sar</w:t>
             </w:r>
+            <w:r>
+              <w:rPr>
+                <w:color w:val="0070C0"/>
+                <w:sz w:val="20"/>
+                <w:szCs w:val="20"/>
+              </w:rPr>
+              <w:t>awak</w:t>
+            </w:r>
           </w:p>
         </w:tc>
         <w:tc>
@@ -18433,7 +18287,15 @@
                 <w:sz w:val="20"/>
                 <w:szCs w:val="20"/>
               </w:rPr>
-              <w:t>Pengurusan</w:t>
+              <w:t>M</w:t>
+            </w:r>
+            <w:r>
+              <w:rPr>
+                <w:color w:val="0070C0"/>
+                <w:sz w:val="20"/>
+                <w:szCs w:val="20"/>
+              </w:rPr>
+              <w:t>anagement</w:t>
             </w:r>
           </w:p>
         </w:tc>
@@ -18504,7 +18366,7 @@
                 <w:sz w:val="20"/>
                 <w:szCs w:val="20"/>
               </w:rPr>
-              <w:t>Sar</w:t>
+              <w:t>Sarawak</w:t>
             </w:r>
           </w:p>
         </w:tc>
@@ -18527,7 +18389,15 @@
                 <w:sz w:val="20"/>
                 <w:szCs w:val="20"/>
               </w:rPr>
-              <w:t>Pengurusan</w:t>
+              <w:t>M</w:t>
+            </w:r>
+            <w:r>
+              <w:rPr>
+                <w:color w:val="0070C0"/>
+                <w:sz w:val="20"/>
+                <w:szCs w:val="20"/>
+              </w:rPr>
+              <w:t>anagement</w:t>
             </w:r>
           </w:p>
         </w:tc>
@@ -18598,7 +18468,7 @@
                 <w:sz w:val="20"/>
                 <w:szCs w:val="20"/>
               </w:rPr>
-              <w:t>Sar</w:t>
+              <w:t>Sarawak</w:t>
             </w:r>
           </w:p>
         </w:tc>
@@ -18621,7 +18491,7 @@
                 <w:sz w:val="20"/>
                 <w:szCs w:val="20"/>
               </w:rPr>
-              <w:t>Sains Komputer</w:t>
+              <w:t>Computer Science</w:t>
             </w:r>
           </w:p>
         </w:tc>
@@ -18692,7 +18562,7 @@
                 <w:sz w:val="20"/>
                 <w:szCs w:val="20"/>
               </w:rPr>
-              <w:t>Sar</w:t>
+              <w:t>Sarawak</w:t>
             </w:r>
           </w:p>
         </w:tc>
@@ -18732,7 +18602,6 @@
                 <w:sz w:val="20"/>
                 <w:szCs w:val="20"/>
               </w:rPr>
-              <w:lastRenderedPageBreak/>
               <w:t>PERNIAGAANTANI</w:t>
             </w:r>
           </w:p>
@@ -18779,7 +18648,7 @@
                 <w:sz w:val="20"/>
                 <w:szCs w:val="20"/>
               </w:rPr>
-              <w:t>Sar</w:t>
+              <w:t>Sarawak</w:t>
             </w:r>
           </w:p>
         </w:tc>
@@ -18865,7 +18734,7 @@
                 <w:sz w:val="20"/>
                 <w:szCs w:val="20"/>
               </w:rPr>
-              <w:t>Sar</w:t>
+              <w:t>Sarawak</w:t>
             </w:r>
           </w:p>
         </w:tc>
@@ -18951,7 +18820,7 @@
                 <w:sz w:val="20"/>
                 <w:szCs w:val="20"/>
               </w:rPr>
-              <w:t>Sar</w:t>
+              <w:t>Sarawak</w:t>
             </w:r>
           </w:p>
         </w:tc>
@@ -19037,7 +18906,7 @@
                 <w:sz w:val="20"/>
                 <w:szCs w:val="20"/>
               </w:rPr>
-              <w:t>Sar</w:t>
+              <w:t>Sarawak</w:t>
             </w:r>
           </w:p>
         </w:tc>
@@ -19123,7 +18992,7 @@
                 <w:sz w:val="20"/>
                 <w:szCs w:val="20"/>
               </w:rPr>
-              <w:t>Sar</w:t>
+              <w:t>Sarawak</w:t>
             </w:r>
           </w:p>
         </w:tc>
@@ -19209,7 +19078,7 @@
                 <w:sz w:val="20"/>
                 <w:szCs w:val="20"/>
               </w:rPr>
-              <w:t>Sar</w:t>
+              <w:t>Sarawak</w:t>
             </w:r>
           </w:p>
         </w:tc>
@@ -19434,7 +19303,7 @@
                 <w:sz w:val="20"/>
                 <w:szCs w:val="20"/>
               </w:rPr>
-              <w:t>N9</w:t>
+              <w:t>Negeri Sembilan</w:t>
             </w:r>
           </w:p>
         </w:tc>
@@ -19520,7 +19389,7 @@
                 <w:sz w:val="20"/>
                 <w:szCs w:val="20"/>
               </w:rPr>
-              <w:t>N9</w:t>
+              <w:t>Negeri Sembilan</w:t>
             </w:r>
           </w:p>
         </w:tc>
@@ -19614,7 +19483,7 @@
                 <w:sz w:val="20"/>
                 <w:szCs w:val="20"/>
               </w:rPr>
-              <w:t>N9</w:t>
+              <w:t>Negeri Sembilan</w:t>
             </w:r>
           </w:p>
         </w:tc>
@@ -19708,7 +19577,7 @@
                 <w:sz w:val="20"/>
                 <w:szCs w:val="20"/>
               </w:rPr>
-              <w:t>N9</w:t>
+              <w:t>Negeri Sembilan</w:t>
             </w:r>
           </w:p>
         </w:tc>
@@ -19731,7 +19600,7 @@
                 <w:sz w:val="20"/>
                 <w:szCs w:val="20"/>
               </w:rPr>
-              <w:t>Medicine</w:t>
+              <w:t>Medical</w:t>
             </w:r>
           </w:p>
         </w:tc>
@@ -19756,6 +19625,7 @@
                 <w:sz w:val="20"/>
                 <w:szCs w:val="20"/>
               </w:rPr>
+              <w:lastRenderedPageBreak/>
               <w:t>SAINS FIZIKAL DAN TEKNOLOGI</w:t>
             </w:r>
           </w:p>
@@ -19802,7 +19672,7 @@
                 <w:sz w:val="20"/>
                 <w:szCs w:val="20"/>
               </w:rPr>
-              <w:t>N9</w:t>
+              <w:t>Negeri Sembilan</w:t>
             </w:r>
           </w:p>
         </w:tc>
@@ -20050,7 +19920,15 @@
                 <w:sz w:val="20"/>
                 <w:szCs w:val="20"/>
               </w:rPr>
-              <w:t>Kejuruteraan</w:t>
+              <w:t>E</w:t>
+            </w:r>
+            <w:r>
+              <w:rPr>
+                <w:color w:val="0070C0"/>
+                <w:sz w:val="20"/>
+                <w:szCs w:val="20"/>
+              </w:rPr>
+              <w:t>ngineering</w:t>
             </w:r>
           </w:p>
         </w:tc>
@@ -20115,6 +19993,14 @@
                 <w:szCs w:val="20"/>
               </w:rPr>
             </w:pPr>
+            <w:r>
+              <w:rPr>
+                <w:color w:val="0070C0"/>
+                <w:sz w:val="20"/>
+                <w:szCs w:val="20"/>
+              </w:rPr>
+              <w:t>Perlis</w:t>
+            </w:r>
           </w:p>
         </w:tc>
         <w:tc>
@@ -20136,7 +20022,15 @@
                 <w:sz w:val="20"/>
                 <w:szCs w:val="20"/>
               </w:rPr>
-              <w:t>Kejuruteraan</w:t>
+              <w:t>E</w:t>
+            </w:r>
+            <w:r>
+              <w:rPr>
+                <w:color w:val="0070C0"/>
+                <w:sz w:val="20"/>
+                <w:szCs w:val="20"/>
+              </w:rPr>
+              <w:t>ngineering</w:t>
             </w:r>
           </w:p>
         </w:tc>
@@ -20201,6 +20095,14 @@
                 <w:szCs w:val="20"/>
               </w:rPr>
             </w:pPr>
+            <w:r>
+              <w:rPr>
+                <w:color w:val="0070C0"/>
+                <w:sz w:val="20"/>
+                <w:szCs w:val="20"/>
+              </w:rPr>
+              <w:t>Perlis</w:t>
+            </w:r>
           </w:p>
         </w:tc>
         <w:tc>
@@ -20222,7 +20124,15 @@
                 <w:sz w:val="20"/>
                 <w:szCs w:val="20"/>
               </w:rPr>
-              <w:t>Kejuruteraan</w:t>
+              <w:t>E</w:t>
+            </w:r>
+            <w:r>
+              <w:rPr>
+                <w:color w:val="0070C0"/>
+                <w:sz w:val="20"/>
+                <w:szCs w:val="20"/>
+              </w:rPr>
+              <w:t>ngineering</w:t>
             </w:r>
           </w:p>
         </w:tc>
@@ -20287,6 +20197,14 @@
                 <w:szCs w:val="20"/>
               </w:rPr>
             </w:pPr>
+            <w:r>
+              <w:rPr>
+                <w:color w:val="0070C0"/>
+                <w:sz w:val="20"/>
+                <w:szCs w:val="20"/>
+              </w:rPr>
+              <w:t>Perlis</w:t>
+            </w:r>
           </w:p>
         </w:tc>
         <w:tc>
@@ -20308,7 +20226,15 @@
                 <w:sz w:val="20"/>
                 <w:szCs w:val="20"/>
               </w:rPr>
-              <w:t>Kejuruteraan</w:t>
+              <w:t>E</w:t>
+            </w:r>
+            <w:r>
+              <w:rPr>
+                <w:color w:val="0070C0"/>
+                <w:sz w:val="20"/>
+                <w:szCs w:val="20"/>
+              </w:rPr>
+              <w:t>ngineering</w:t>
             </w:r>
           </w:p>
         </w:tc>
@@ -20373,6 +20299,14 @@
                 <w:szCs w:val="20"/>
               </w:rPr>
             </w:pPr>
+            <w:r>
+              <w:rPr>
+                <w:color w:val="0070C0"/>
+                <w:sz w:val="20"/>
+                <w:szCs w:val="20"/>
+              </w:rPr>
+              <w:t>Perlis</w:t>
+            </w:r>
           </w:p>
         </w:tc>
         <w:tc>
@@ -20394,7 +20328,15 @@
                 <w:sz w:val="20"/>
                 <w:szCs w:val="20"/>
               </w:rPr>
-              <w:t>Kejuruteraan</w:t>
+              <w:t>E</w:t>
+            </w:r>
+            <w:r>
+              <w:rPr>
+                <w:color w:val="0070C0"/>
+                <w:sz w:val="20"/>
+                <w:szCs w:val="20"/>
+              </w:rPr>
+              <w:t>ngineering</w:t>
             </w:r>
           </w:p>
         </w:tc>
@@ -20459,6 +20401,14 @@
                 <w:szCs w:val="20"/>
               </w:rPr>
             </w:pPr>
+            <w:r>
+              <w:rPr>
+                <w:color w:val="0070C0"/>
+                <w:sz w:val="20"/>
+                <w:szCs w:val="20"/>
+              </w:rPr>
+              <w:t>Perlis</w:t>
+            </w:r>
           </w:p>
         </w:tc>
         <w:tc>
@@ -20480,7 +20430,15 @@
                 <w:sz w:val="20"/>
                 <w:szCs w:val="20"/>
               </w:rPr>
-              <w:t>Kejuruteraan</w:t>
+              <w:t>E</w:t>
+            </w:r>
+            <w:r>
+              <w:rPr>
+                <w:color w:val="0070C0"/>
+                <w:sz w:val="20"/>
+                <w:szCs w:val="20"/>
+              </w:rPr>
+              <w:t>ngineering</w:t>
             </w:r>
           </w:p>
         </w:tc>
@@ -20545,6 +20503,14 @@
                 <w:szCs w:val="20"/>
               </w:rPr>
             </w:pPr>
+            <w:r>
+              <w:rPr>
+                <w:color w:val="0070C0"/>
+                <w:sz w:val="20"/>
+                <w:szCs w:val="20"/>
+              </w:rPr>
+              <w:t>Perlis</w:t>
+            </w:r>
           </w:p>
         </w:tc>
         <w:tc>
@@ -20566,7 +20532,15 @@
                 <w:sz w:val="20"/>
                 <w:szCs w:val="20"/>
               </w:rPr>
-              <w:t>Kejuruteraan</w:t>
+              <w:t>E</w:t>
+            </w:r>
+            <w:r>
+              <w:rPr>
+                <w:color w:val="0070C0"/>
+                <w:sz w:val="20"/>
+                <w:szCs w:val="20"/>
+              </w:rPr>
+              <w:t>ngineering</w:t>
             </w:r>
           </w:p>
         </w:tc>
@@ -20631,6 +20605,14 @@
                 <w:szCs w:val="20"/>
               </w:rPr>
             </w:pPr>
+            <w:r>
+              <w:rPr>
+                <w:color w:val="0070C0"/>
+                <w:sz w:val="20"/>
+                <w:szCs w:val="20"/>
+              </w:rPr>
+              <w:t>Perlis</w:t>
+            </w:r>
           </w:p>
         </w:tc>
         <w:tc>
@@ -20652,7 +20634,15 @@
                 <w:sz w:val="20"/>
                 <w:szCs w:val="20"/>
               </w:rPr>
-              <w:t>Kejuruteraan</w:t>
+              <w:t>E</w:t>
+            </w:r>
+            <w:r>
+              <w:rPr>
+                <w:color w:val="0070C0"/>
+                <w:sz w:val="20"/>
+                <w:szCs w:val="20"/>
+              </w:rPr>
+              <w:t>ngineering</w:t>
             </w:r>
           </w:p>
         </w:tc>
@@ -20717,6 +20707,14 @@
                 <w:szCs w:val="20"/>
               </w:rPr>
             </w:pPr>
+            <w:r>
+              <w:rPr>
+                <w:color w:val="0070C0"/>
+                <w:sz w:val="20"/>
+                <w:szCs w:val="20"/>
+              </w:rPr>
+              <w:t>Perlis</w:t>
+            </w:r>
           </w:p>
         </w:tc>
         <w:tc>
@@ -20738,7 +20736,15 @@
                 <w:sz w:val="20"/>
                 <w:szCs w:val="20"/>
               </w:rPr>
-              <w:t>Kejuruteraan</w:t>
+              <w:t>E</w:t>
+            </w:r>
+            <w:r>
+              <w:rPr>
+                <w:color w:val="0070C0"/>
+                <w:sz w:val="20"/>
+                <w:szCs w:val="20"/>
+              </w:rPr>
+              <w:t>ngineering</w:t>
             </w:r>
           </w:p>
         </w:tc>
@@ -20763,7 +20769,6 @@
                 <w:sz w:val="20"/>
                 <w:szCs w:val="20"/>
               </w:rPr>
-              <w:lastRenderedPageBreak/>
               <w:t>KEJURUTERAAN ALAM SEKITAR</w:t>
             </w:r>
           </w:p>
@@ -20804,6 +20809,14 @@
                 <w:szCs w:val="20"/>
               </w:rPr>
             </w:pPr>
+            <w:r>
+              <w:rPr>
+                <w:color w:val="0070C0"/>
+                <w:sz w:val="20"/>
+                <w:szCs w:val="20"/>
+              </w:rPr>
+              <w:t>Perlis</w:t>
+            </w:r>
           </w:p>
         </w:tc>
         <w:tc>
@@ -20825,7 +20838,15 @@
                 <w:sz w:val="20"/>
                 <w:szCs w:val="20"/>
               </w:rPr>
-              <w:t>Kejuruteraan</w:t>
+              <w:t>E</w:t>
+            </w:r>
+            <w:r>
+              <w:rPr>
+                <w:color w:val="0070C0"/>
+                <w:sz w:val="20"/>
+                <w:szCs w:val="20"/>
+              </w:rPr>
+              <w:t>ngineering</w:t>
             </w:r>
           </w:p>
         </w:tc>
@@ -20957,6 +20978,7 @@
           <w:sz w:val="32"/>
           <w:szCs w:val="32"/>
         </w:rPr>
+        <w:lastRenderedPageBreak/>
         <w:t>UUM</w:t>
       </w:r>
     </w:p>
@@ -21136,7 +21158,15 @@
                 <w:sz w:val="20"/>
                 <w:szCs w:val="20"/>
               </w:rPr>
-              <w:t>Pengurusan</w:t>
+              <w:t>M</w:t>
+            </w:r>
+            <w:r>
+              <w:rPr>
+                <w:color w:val="0070C0"/>
+                <w:sz w:val="20"/>
+                <w:szCs w:val="20"/>
+              </w:rPr>
+              <w:t>anagement</w:t>
             </w:r>
           </w:p>
         </w:tc>
@@ -21336,6 +21366,14 @@
                 <w:szCs w:val="20"/>
               </w:rPr>
             </w:pPr>
+            <w:r>
+              <w:rPr>
+                <w:color w:val="0070C0"/>
+                <w:sz w:val="20"/>
+                <w:szCs w:val="20"/>
+              </w:rPr>
+              <w:t>Pahang</w:t>
+            </w:r>
           </w:p>
         </w:tc>
         <w:tc>
@@ -21414,6 +21452,14 @@
                 <w:szCs w:val="20"/>
               </w:rPr>
             </w:pPr>
+            <w:r>
+              <w:rPr>
+                <w:color w:val="0070C0"/>
+                <w:sz w:val="20"/>
+                <w:szCs w:val="20"/>
+              </w:rPr>
+              <w:t>Pahang</w:t>
+            </w:r>
           </w:p>
         </w:tc>
         <w:tc>
@@ -21492,6 +21538,14 @@
                 <w:szCs w:val="20"/>
               </w:rPr>
             </w:pPr>
+            <w:r>
+              <w:rPr>
+                <w:color w:val="0070C0"/>
+                <w:sz w:val="20"/>
+                <w:szCs w:val="20"/>
+              </w:rPr>
+              <w:t>Pahang</w:t>
+            </w:r>
           </w:p>
         </w:tc>
         <w:tc>
@@ -21530,7 +21584,6 @@
                 <w:sz w:val="20"/>
                 <w:szCs w:val="20"/>
               </w:rPr>
-              <w:lastRenderedPageBreak/>
               <w:t>KEJURURAWATAN</w:t>
             </w:r>
           </w:p>
@@ -21571,6 +21624,14 @@
                 <w:szCs w:val="20"/>
               </w:rPr>
             </w:pPr>
+            <w:r>
+              <w:rPr>
+                <w:color w:val="0070C0"/>
+                <w:sz w:val="20"/>
+                <w:szCs w:val="20"/>
+              </w:rPr>
+              <w:t>Pahang</w:t>
+            </w:r>
           </w:p>
         </w:tc>
         <w:tc>
@@ -21592,7 +21653,15 @@
                 <w:sz w:val="20"/>
                 <w:szCs w:val="20"/>
               </w:rPr>
-              <w:t>nursing</w:t>
+              <w:t>N</w:t>
+            </w:r>
+            <w:r>
+              <w:rPr>
+                <w:color w:val="0070C0"/>
+                <w:sz w:val="20"/>
+                <w:szCs w:val="20"/>
+              </w:rPr>
+              <w:t>ursing</w:t>
             </w:r>
           </w:p>
         </w:tc>
@@ -21657,6 +21726,14 @@
                 <w:szCs w:val="20"/>
               </w:rPr>
             </w:pPr>
+            <w:r>
+              <w:rPr>
+                <w:color w:val="0070C0"/>
+                <w:sz w:val="20"/>
+                <w:szCs w:val="20"/>
+              </w:rPr>
+              <w:t>Pahang</w:t>
+            </w:r>
           </w:p>
         </w:tc>
         <w:tc>
@@ -21678,7 +21755,15 @@
                 <w:sz w:val="20"/>
                 <w:szCs w:val="20"/>
               </w:rPr>
-              <w:t>farmasi</w:t>
+              <w:t>P</w:t>
+            </w:r>
+            <w:r>
+              <w:rPr>
+                <w:color w:val="0070C0"/>
+                <w:sz w:val="20"/>
+                <w:szCs w:val="20"/>
+              </w:rPr>
+              <w:t>harmacy</w:t>
             </w:r>
           </w:p>
         </w:tc>
@@ -21743,6 +21828,14 @@
                 <w:szCs w:val="20"/>
               </w:rPr>
             </w:pPr>
+            <w:r>
+              <w:rPr>
+                <w:color w:val="0070C0"/>
+                <w:sz w:val="20"/>
+                <w:szCs w:val="20"/>
+              </w:rPr>
+              <w:t>Pahang</w:t>
+            </w:r>
           </w:p>
         </w:tc>
         <w:tc>
@@ -21821,6 +21914,14 @@
                 <w:szCs w:val="20"/>
               </w:rPr>
             </w:pPr>
+            <w:r>
+              <w:rPr>
+                <w:color w:val="0070C0"/>
+                <w:sz w:val="20"/>
+                <w:szCs w:val="20"/>
+              </w:rPr>
+              <w:t>Pahang</w:t>
+            </w:r>
           </w:p>
         </w:tc>
         <w:tc>
@@ -21907,6 +22008,14 @@
                 <w:szCs w:val="20"/>
               </w:rPr>
             </w:pPr>
+            <w:r>
+              <w:rPr>
+                <w:color w:val="0070C0"/>
+                <w:sz w:val="20"/>
+                <w:szCs w:val="20"/>
+              </w:rPr>
+              <w:t>Pahang</w:t>
+            </w:r>
           </w:p>
         </w:tc>
         <w:tc>
@@ -21928,7 +22037,15 @@
                 <w:sz w:val="20"/>
                 <w:szCs w:val="20"/>
               </w:rPr>
-              <w:t>Seni bina</w:t>
+              <w:t>A</w:t>
+            </w:r>
+            <w:r>
+              <w:rPr>
+                <w:color w:val="0070C0"/>
+                <w:sz w:val="20"/>
+                <w:szCs w:val="20"/>
+              </w:rPr>
+              <w:t>rchitecture</w:t>
             </w:r>
           </w:p>
         </w:tc>
@@ -21993,6 +22110,14 @@
                 <w:szCs w:val="20"/>
               </w:rPr>
             </w:pPr>
+            <w:r>
+              <w:rPr>
+                <w:color w:val="0070C0"/>
+                <w:sz w:val="20"/>
+                <w:szCs w:val="20"/>
+              </w:rPr>
+              <w:t>Pahang</w:t>
+            </w:r>
           </w:p>
         </w:tc>
         <w:tc>
@@ -22071,6 +22196,14 @@
                 <w:szCs w:val="20"/>
               </w:rPr>
             </w:pPr>
+            <w:r>
+              <w:rPr>
+                <w:color w:val="0070C0"/>
+                <w:sz w:val="20"/>
+                <w:szCs w:val="20"/>
+              </w:rPr>
+              <w:t>Pahang</w:t>
+            </w:r>
           </w:p>
         </w:tc>
         <w:tc>
@@ -22092,7 +22225,15 @@
                 <w:sz w:val="20"/>
                 <w:szCs w:val="20"/>
               </w:rPr>
-              <w:t>Pengurusan</w:t>
+              <w:t>M</w:t>
+            </w:r>
+            <w:r>
+              <w:rPr>
+                <w:color w:val="0070C0"/>
+                <w:sz w:val="20"/>
+                <w:szCs w:val="20"/>
+              </w:rPr>
+              <w:t>anagement</w:t>
             </w:r>
           </w:p>
         </w:tc>
@@ -22157,6 +22298,14 @@
                 <w:szCs w:val="20"/>
               </w:rPr>
             </w:pPr>
+            <w:r>
+              <w:rPr>
+                <w:color w:val="0070C0"/>
+                <w:sz w:val="20"/>
+                <w:szCs w:val="20"/>
+              </w:rPr>
+              <w:t>Pahang</w:t>
+            </w:r>
           </w:p>
         </w:tc>
         <w:tc>
@@ -22235,6 +22384,14 @@
                 <w:szCs w:val="20"/>
               </w:rPr>
             </w:pPr>
+            <w:r>
+              <w:rPr>
+                <w:color w:val="0070C0"/>
+                <w:sz w:val="20"/>
+                <w:szCs w:val="20"/>
+              </w:rPr>
+              <w:t>Pahang</w:t>
+            </w:r>
           </w:p>
         </w:tc>
         <w:tc>
@@ -22256,7 +22413,7 @@
                 <w:sz w:val="20"/>
                 <w:szCs w:val="20"/>
               </w:rPr>
-              <w:t>Medicine</w:t>
+              <w:t>Medical</w:t>
             </w:r>
           </w:p>
         </w:tc>
@@ -22321,6 +22478,14 @@
                 <w:szCs w:val="20"/>
               </w:rPr>
             </w:pPr>
+            <w:r>
+              <w:rPr>
+                <w:color w:val="0070C0"/>
+                <w:sz w:val="20"/>
+                <w:szCs w:val="20"/>
+              </w:rPr>
+              <w:t>Pahang</w:t>
+            </w:r>
           </w:p>
         </w:tc>
         <w:tc>
@@ -22399,6 +22564,14 @@
                 <w:szCs w:val="20"/>
               </w:rPr>
             </w:pPr>
+            <w:r>
+              <w:rPr>
+                <w:color w:val="0070C0"/>
+                <w:sz w:val="20"/>
+                <w:szCs w:val="20"/>
+              </w:rPr>
+              <w:t>Pahang</w:t>
+            </w:r>
           </w:p>
         </w:tc>
         <w:tc>
@@ -22477,6 +22650,14 @@
                 <w:szCs w:val="20"/>
               </w:rPr>
             </w:pPr>
+            <w:r>
+              <w:rPr>
+                <w:color w:val="0070C0"/>
+                <w:sz w:val="20"/>
+                <w:szCs w:val="20"/>
+              </w:rPr>
+              <w:t>Pahang</w:t>
+            </w:r>
           </w:p>
         </w:tc>
         <w:tc>
@@ -22555,6 +22736,14 @@
                 <w:szCs w:val="20"/>
               </w:rPr>
             </w:pPr>
+            <w:r>
+              <w:rPr>
+                <w:color w:val="0070C0"/>
+                <w:sz w:val="20"/>
+                <w:szCs w:val="20"/>
+              </w:rPr>
+              <w:t>Pahang</w:t>
+            </w:r>
           </w:p>
         </w:tc>
         <w:tc>
@@ -22633,6 +22822,14 @@
                 <w:szCs w:val="20"/>
               </w:rPr>
             </w:pPr>
+            <w:r>
+              <w:rPr>
+                <w:color w:val="0070C0"/>
+                <w:sz w:val="20"/>
+                <w:szCs w:val="20"/>
+              </w:rPr>
+              <w:t>Pahang</w:t>
+            </w:r>
           </w:p>
         </w:tc>
         <w:tc>
@@ -22654,7 +22851,7 @@
                 <w:sz w:val="20"/>
                 <w:szCs w:val="20"/>
               </w:rPr>
-              <w:t>Medicine</w:t>
+              <w:t>Medical</w:t>
             </w:r>
           </w:p>
         </w:tc>
@@ -22719,6 +22916,14 @@
                 <w:szCs w:val="20"/>
               </w:rPr>
             </w:pPr>
+            <w:r>
+              <w:rPr>
+                <w:color w:val="0070C0"/>
+                <w:sz w:val="20"/>
+                <w:szCs w:val="20"/>
+              </w:rPr>
+              <w:t>Pahang</w:t>
+            </w:r>
           </w:p>
         </w:tc>
         <w:tc>
@@ -22739,8 +22944,9 @@
                 <w:color w:val="0070C0"/>
                 <w:sz w:val="20"/>
                 <w:szCs w:val="20"/>
-              </w:rPr>
-              <w:t>Pergigian</w:t>
+                <w:lang w:val="en"/>
+              </w:rPr>
+              <w:t>Dental</w:t>
             </w:r>
           </w:p>
         </w:tc>
@@ -22805,6 +23011,14 @@
                 <w:szCs w:val="20"/>
               </w:rPr>
             </w:pPr>
+            <w:r>
+              <w:rPr>
+                <w:color w:val="0070C0"/>
+                <w:sz w:val="20"/>
+                <w:szCs w:val="20"/>
+              </w:rPr>
+              <w:t>Pahang</w:t>
+            </w:r>
           </w:p>
         </w:tc>
         <w:tc>
@@ -22826,7 +23040,7 @@
                 <w:sz w:val="20"/>
                 <w:szCs w:val="20"/>
               </w:rPr>
-              <w:t>Sains Komputer</w:t>
+              <w:t>Computer Science</w:t>
             </w:r>
           </w:p>
         </w:tc>
@@ -22891,6 +23105,14 @@
                 <w:szCs w:val="20"/>
               </w:rPr>
             </w:pPr>
+            <w:r>
+              <w:rPr>
+                <w:color w:val="0070C0"/>
+                <w:sz w:val="20"/>
+                <w:szCs w:val="20"/>
+              </w:rPr>
+              <w:t>Pahang</w:t>
+            </w:r>
           </w:p>
         </w:tc>
         <w:tc>
@@ -22912,7 +23134,15 @@
                 <w:sz w:val="20"/>
                 <w:szCs w:val="20"/>
               </w:rPr>
-              <w:t>Kejuruteraan</w:t>
+              <w:t>E</w:t>
+            </w:r>
+            <w:r>
+              <w:rPr>
+                <w:color w:val="0070C0"/>
+                <w:sz w:val="20"/>
+                <w:szCs w:val="20"/>
+              </w:rPr>
+              <w:t>ngineering</w:t>
             </w:r>
           </w:p>
         </w:tc>
@@ -23112,6 +23342,14 @@
                 <w:szCs w:val="20"/>
               </w:rPr>
             </w:pPr>
+            <w:r>
+              <w:rPr>
+                <w:color w:val="0070C0"/>
+                <w:sz w:val="20"/>
+                <w:szCs w:val="20"/>
+              </w:rPr>
+              <w:t>Sarawak</w:t>
+            </w:r>
           </w:p>
         </w:tc>
         <w:tc>
@@ -23190,6 +23428,14 @@
                 <w:szCs w:val="20"/>
               </w:rPr>
             </w:pPr>
+            <w:r>
+              <w:rPr>
+                <w:color w:val="0070C0"/>
+                <w:sz w:val="20"/>
+                <w:szCs w:val="20"/>
+              </w:rPr>
+              <w:t>Sarawak</w:t>
+            </w:r>
           </w:p>
         </w:tc>
         <w:tc>
@@ -23268,6 +23514,14 @@
                 <w:szCs w:val="20"/>
               </w:rPr>
             </w:pPr>
+            <w:r>
+              <w:rPr>
+                <w:color w:val="0070C0"/>
+                <w:sz w:val="20"/>
+                <w:szCs w:val="20"/>
+              </w:rPr>
+              <w:t>Sarawak</w:t>
+            </w:r>
           </w:p>
         </w:tc>
         <w:tc>
@@ -23289,7 +23543,7 @@
                 <w:sz w:val="20"/>
                 <w:szCs w:val="20"/>
               </w:rPr>
-              <w:t>Sains Komputer</w:t>
+              <w:t>Computer Science</w:t>
             </w:r>
           </w:p>
         </w:tc>
@@ -23352,7 +23606,6 @@
         <w:rPr>
           <w:color w:val="EE0000"/>
         </w:rPr>
-        <w:lastRenderedPageBreak/>
         <w:t>ASASI</w:t>
       </w:r>
     </w:p>
@@ -23496,7 +23749,7 @@
                 <w:sz w:val="20"/>
                 <w:szCs w:val="20"/>
               </w:rPr>
-              <w:t>KL</w:t>
+              <w:t>Kuala Lumpur</w:t>
             </w:r>
           </w:p>
         </w:tc>
@@ -23519,7 +23772,15 @@
                 <w:sz w:val="20"/>
                 <w:szCs w:val="20"/>
               </w:rPr>
-              <w:t>Pengurusan</w:t>
+              <w:t>M</w:t>
+            </w:r>
+            <w:r>
+              <w:rPr>
+                <w:color w:val="0070C0"/>
+                <w:sz w:val="20"/>
+                <w:szCs w:val="20"/>
+              </w:rPr>
+              <w:t>anagement</w:t>
             </w:r>
           </w:p>
         </w:tc>
@@ -23590,7 +23851,7 @@
                 <w:sz w:val="20"/>
                 <w:szCs w:val="20"/>
               </w:rPr>
-              <w:t>KL</w:t>
+              <w:t>Kuala Lumpur</w:t>
             </w:r>
           </w:p>
         </w:tc>
@@ -23613,7 +23874,15 @@
                 <w:sz w:val="20"/>
                 <w:szCs w:val="20"/>
               </w:rPr>
-              <w:t>Kejuruteraan</w:t>
+              <w:t>E</w:t>
+            </w:r>
+            <w:r>
+              <w:rPr>
+                <w:color w:val="0070C0"/>
+                <w:sz w:val="20"/>
+                <w:szCs w:val="20"/>
+              </w:rPr>
+              <w:t>ngineering</w:t>
             </w:r>
           </w:p>
         </w:tc>
@@ -23684,7 +23953,7 @@
                 <w:sz w:val="20"/>
                 <w:szCs w:val="20"/>
               </w:rPr>
-              <w:t>KL</w:t>
+              <w:t>Kuala Lumpur</w:t>
             </w:r>
           </w:p>
         </w:tc>
@@ -23707,7 +23976,7 @@
                 <w:sz w:val="20"/>
                 <w:szCs w:val="20"/>
               </w:rPr>
-              <w:t>Medicine</w:t>
+              <w:t>Medical</w:t>
             </w:r>
           </w:p>
         </w:tc>
@@ -23874,7 +24143,7 @@
                 <w:sz w:val="20"/>
                 <w:szCs w:val="20"/>
               </w:rPr>
-              <w:t>KL</w:t>
+              <w:t>Kuala Lumpur</w:t>
             </w:r>
           </w:p>
         </w:tc>
@@ -23960,7 +24229,7 @@
                 <w:sz w:val="20"/>
                 <w:szCs w:val="20"/>
               </w:rPr>
-              <w:t>KL</w:t>
+              <w:t>Kuala Lumpur</w:t>
             </w:r>
           </w:p>
         </w:tc>
@@ -24046,7 +24315,7 @@
                 <w:sz w:val="20"/>
                 <w:szCs w:val="20"/>
               </w:rPr>
-              <w:t>KL</w:t>
+              <w:t>Kuala Lumpur</w:t>
             </w:r>
           </w:p>
         </w:tc>
@@ -24069,7 +24338,15 @@
                 <w:sz w:val="20"/>
                 <w:szCs w:val="20"/>
               </w:rPr>
-              <w:t>Pengurusan</w:t>
+              <w:t>M</w:t>
+            </w:r>
+            <w:r>
+              <w:rPr>
+                <w:color w:val="0070C0"/>
+                <w:sz w:val="20"/>
+                <w:szCs w:val="20"/>
+              </w:rPr>
+              <w:t>anagement</w:t>
             </w:r>
           </w:p>
         </w:tc>
@@ -24140,7 +24417,7 @@
                 <w:sz w:val="20"/>
                 <w:szCs w:val="20"/>
               </w:rPr>
-              <w:t>KL</w:t>
+              <w:t>Kuala Lumpur</w:t>
             </w:r>
           </w:p>
         </w:tc>
@@ -24515,7 +24792,15 @@
                 <w:sz w:val="20"/>
                 <w:szCs w:val="20"/>
               </w:rPr>
-              <w:t>Pah / Perak</w:t>
+              <w:t>Pahang</w:t>
+            </w:r>
+            <w:r>
+              <w:rPr>
+                <w:color w:val="0070C0"/>
+                <w:sz w:val="20"/>
+                <w:szCs w:val="20"/>
+              </w:rPr>
+              <w:t xml:space="preserve"> / Perak</w:t>
             </w:r>
           </w:p>
         </w:tc>
@@ -24656,7 +24941,15 @@
                 <w:sz w:val="20"/>
                 <w:szCs w:val="20"/>
               </w:rPr>
-              <w:t>Pengurusan</w:t>
+              <w:t>M</w:t>
+            </w:r>
+            <w:r>
+              <w:rPr>
+                <w:color w:val="0070C0"/>
+                <w:sz w:val="20"/>
+                <w:szCs w:val="20"/>
+              </w:rPr>
+              <w:t>anagement</w:t>
             </w:r>
           </w:p>
         </w:tc>
@@ -24776,7 +25069,15 @@
                 <w:sz w:val="20"/>
                 <w:szCs w:val="20"/>
               </w:rPr>
-              <w:t>Pengurusan</w:t>
+              <w:t>M</w:t>
+            </w:r>
+            <w:r>
+              <w:rPr>
+                <w:color w:val="0070C0"/>
+                <w:sz w:val="20"/>
+                <w:szCs w:val="20"/>
+              </w:rPr>
+              <w:t>anagement</w:t>
             </w:r>
           </w:p>
         </w:tc>
@@ -24867,7 +25168,23 @@
                 <w:sz w:val="20"/>
                 <w:szCs w:val="20"/>
               </w:rPr>
-              <w:t>Sel / Melaka</w:t>
+              <w:t>Sel</w:t>
+            </w:r>
+            <w:r>
+              <w:rPr>
+                <w:color w:val="0070C0"/>
+                <w:sz w:val="20"/>
+                <w:szCs w:val="20"/>
+              </w:rPr>
+              <w:t>angor</w:t>
+            </w:r>
+            <w:r>
+              <w:rPr>
+                <w:color w:val="0070C0"/>
+                <w:sz w:val="20"/>
+                <w:szCs w:val="20"/>
+              </w:rPr>
+              <w:t xml:space="preserve"> / Melaka</w:t>
             </w:r>
           </w:p>
         </w:tc>
@@ -24896,7 +25213,15 @@
                 <w:sz w:val="20"/>
                 <w:szCs w:val="20"/>
               </w:rPr>
-              <w:t>Pengurusan</w:t>
+              <w:t>M</w:t>
+            </w:r>
+            <w:r>
+              <w:rPr>
+                <w:color w:val="0070C0"/>
+                <w:sz w:val="20"/>
+                <w:szCs w:val="20"/>
+              </w:rPr>
+              <w:t>anagement</w:t>
             </w:r>
           </w:p>
         </w:tc>
@@ -24928,7 +25253,6 @@
                 <w:sz w:val="20"/>
                 <w:szCs w:val="20"/>
               </w:rPr>
-              <w:lastRenderedPageBreak/>
               <w:t>DIPLOMA IN MARKETING + CERTIFIED PROFESSIONAL MARKETER (ASIA) CERTIFICATION</w:t>
             </w:r>
           </w:p>
@@ -25220,7 +25544,23 @@
                 <w:sz w:val="20"/>
                 <w:szCs w:val="20"/>
               </w:rPr>
-              <w:t>Sel / Melaka / Johor</w:t>
+              <w:t>Selangor</w:t>
+            </w:r>
+            <w:r>
+              <w:rPr>
+                <w:color w:val="0070C0"/>
+                <w:sz w:val="20"/>
+                <w:szCs w:val="20"/>
+              </w:rPr>
+              <w:t xml:space="preserve"> </w:t>
+            </w:r>
+            <w:r>
+              <w:rPr>
+                <w:color w:val="0070C0"/>
+                <w:sz w:val="20"/>
+                <w:szCs w:val="20"/>
+              </w:rPr>
+              <w:t>/ Melaka / Johor</w:t>
             </w:r>
           </w:p>
         </w:tc>
@@ -25249,7 +25589,15 @@
                 <w:sz w:val="20"/>
                 <w:szCs w:val="20"/>
               </w:rPr>
-              <w:t>account</w:t>
+              <w:t>A</w:t>
+            </w:r>
+            <w:r>
+              <w:rPr>
+                <w:color w:val="0070C0"/>
+                <w:sz w:val="20"/>
+                <w:szCs w:val="20"/>
+              </w:rPr>
+              <w:t>ccount</w:t>
             </w:r>
           </w:p>
         </w:tc>
@@ -25340,7 +25688,7 @@
                 <w:sz w:val="20"/>
                 <w:szCs w:val="20"/>
               </w:rPr>
-              <w:t>Pah</w:t>
+              <w:t>Pahang</w:t>
             </w:r>
           </w:p>
         </w:tc>
@@ -25489,7 +25837,15 @@
                 <w:sz w:val="20"/>
                 <w:szCs w:val="20"/>
               </w:rPr>
-              <w:t>Pengurusan</w:t>
+              <w:t>M</w:t>
+            </w:r>
+            <w:r>
+              <w:rPr>
+                <w:color w:val="0070C0"/>
+                <w:sz w:val="20"/>
+                <w:szCs w:val="20"/>
+              </w:rPr>
+              <w:t>anagement</w:t>
             </w:r>
           </w:p>
         </w:tc>
@@ -25582,6 +25938,14 @@
               </w:rPr>
               <w:t>Pah</w:t>
             </w:r>
+            <w:r>
+              <w:rPr>
+                <w:color w:val="0070C0"/>
+                <w:sz w:val="20"/>
+                <w:szCs w:val="20"/>
+              </w:rPr>
+              <w:t>ang</w:t>
+            </w:r>
           </w:p>
         </w:tc>
         <w:tc>
@@ -25609,7 +25973,7 @@
                 <w:sz w:val="20"/>
                 <w:szCs w:val="20"/>
               </w:rPr>
-              <w:t>Sains Komputer</w:t>
+              <w:t>Computer Science</w:t>
             </w:r>
           </w:p>
         </w:tc>
@@ -25700,7 +26064,7 @@
                 <w:sz w:val="20"/>
                 <w:szCs w:val="20"/>
               </w:rPr>
-              <w:t>Sel</w:t>
+              <w:t>Selangor</w:t>
             </w:r>
           </w:p>
         </w:tc>
@@ -25729,7 +26093,7 @@
                 <w:sz w:val="20"/>
                 <w:szCs w:val="20"/>
               </w:rPr>
-              <w:t>Sains Komputer</w:t>
+              <w:t>Computer Science</w:t>
             </w:r>
           </w:p>
         </w:tc>
@@ -25761,6 +26125,7 @@
                 <w:sz w:val="20"/>
                 <w:szCs w:val="20"/>
               </w:rPr>
+              <w:lastRenderedPageBreak/>
               <w:t>DIPLOMA IN INTEGRATED LOGISTICS MANAGEMENT + CHARTERED INSTITUTE OF LOGISTICS AND TRANSPORT</w:t>
             </w:r>
           </w:p>
@@ -26143,7 +26508,15 @@
                 <w:sz w:val="20"/>
                 <w:szCs w:val="20"/>
               </w:rPr>
-              <w:t>Kejuruteraan</w:t>
+              <w:t>E</w:t>
+            </w:r>
+            <w:r>
+              <w:rPr>
+                <w:color w:val="0070C0"/>
+                <w:sz w:val="20"/>
+                <w:szCs w:val="20"/>
+              </w:rPr>
+              <w:t>ngineering</w:t>
             </w:r>
           </w:p>
         </w:tc>
@@ -26175,7 +26548,6 @@
                 <w:sz w:val="20"/>
                 <w:szCs w:val="20"/>
               </w:rPr>
-              <w:lastRenderedPageBreak/>
               <w:t>KEJURUTERAAN &amp; TEKNOLOGI -</w:t>
             </w:r>
           </w:p>
@@ -26282,7 +26654,15 @@
                 <w:sz w:val="20"/>
                 <w:szCs w:val="20"/>
               </w:rPr>
-              <w:t>Kejuruteraan</w:t>
+              <w:t>E</w:t>
+            </w:r>
+            <w:r>
+              <w:rPr>
+                <w:color w:val="0070C0"/>
+                <w:sz w:val="20"/>
+                <w:szCs w:val="20"/>
+              </w:rPr>
+              <w:t>ngineering</w:t>
             </w:r>
           </w:p>
         </w:tc>
